--- a/docs/manuals/dp/DP10-個人資料維護.docx
+++ b/docs/manuals/dp/DP10-個人資料維護.docx
@@ -7,6 +7,8 @@
         <w:spacing w:after="0"/>
         <w:jc w:val="center"/>
       </w:pPr>
+      <w:bookmarkStart w:id="0" w:name="_GoBack"/>
+      <w:bookmarkEnd w:id="0"/>
     </w:p>
     <w:p>
       <w:pPr>
@@ -155,7 +157,13 @@
         <w:rPr>
           <w:sz w:val="44"/>
         </w:rPr>
-        <w:t>DP10 個人資料維護</w:t>
+        <w:t xml:space="preserve">DP10 </w:t>
+      </w:r>
+      <w:r>
+        <w:rPr>
+          <w:sz w:val="44"/>
+        </w:rPr>
+        <w:t>個人資料維護</w:t>
       </w:r>
     </w:p>
     <w:p>
@@ -191,20 +199,26 @@
     <w:tbl>
       <w:tblPr>
         <w:tblStyle w:val="aff2"/>
-        <w:tblW w:type="auto" w:w="0"/>
+        <w:tblW w:w="0" w:type="auto"/>
         <w:jc w:val="center"/>
-        <w:tblLook w:firstColumn="1" w:firstRow="1" w:lastColumn="0" w:lastRow="0" w:noHBand="0" w:noVBand="1" w:val="04A0"/>
+        <w:tblLook w:val="04A0" w:firstRow="1" w:lastRow="0" w:firstColumn="1" w:lastColumn="0" w:noHBand="0" w:noVBand="1"/>
       </w:tblPr>
       <w:tblGrid>
-        <w:gridCol w:w="4680"/>
-        <w:gridCol w:w="4680"/>
+        <w:gridCol w:w="2160"/>
+        <w:gridCol w:w="3600"/>
       </w:tblGrid>
       <w:tr>
+        <w:trPr>
+          <w:jc w:val="center"/>
+        </w:trPr>
         <w:tc>
           <w:tcPr>
-            <w:tcW w:type="dxa" w:w="2160"/>
+            <w:tcW w:w="2160" w:type="dxa"/>
           </w:tcPr>
           <w:p>
+            <w:pPr>
+              <w:spacing w:before="60" w:after="60"/>
+            </w:pPr>
             <w:r>
               <w:t>版本</w:t>
             </w:r>
@@ -212,9 +226,12 @@
         </w:tc>
         <w:tc>
           <w:tcPr>
-            <w:tcW w:type="dxa" w:w="3600"/>
+            <w:tcW w:w="3600" w:type="dxa"/>
           </w:tcPr>
           <w:p>
+            <w:pPr>
+              <w:spacing w:before="60" w:after="60"/>
+            </w:pPr>
             <w:r>
               <w:t>1.0</w:t>
             </w:r>
@@ -222,11 +239,17 @@
         </w:tc>
       </w:tr>
       <w:tr>
+        <w:trPr>
+          <w:jc w:val="center"/>
+        </w:trPr>
         <w:tc>
           <w:tcPr>
-            <w:tcW w:type="dxa" w:w="2160"/>
+            <w:tcW w:w="2160" w:type="dxa"/>
           </w:tcPr>
           <w:p>
+            <w:pPr>
+              <w:spacing w:before="60" w:after="60"/>
+            </w:pPr>
             <w:r>
               <w:t>建立日期</w:t>
             </w:r>
@@ -234,21 +257,30 @@
         </w:tc>
         <w:tc>
           <w:tcPr>
-            <w:tcW w:type="dxa" w:w="3600"/>
+            <w:tcW w:w="3600" w:type="dxa"/>
           </w:tcPr>
           <w:p>
+            <w:pPr>
+              <w:spacing w:before="60" w:after="60"/>
+            </w:pPr>
             <w:r>
-              <w:t>2026/10/19</w:t>
+              <w:t>2026/10/20</w:t>
             </w:r>
           </w:p>
         </w:tc>
       </w:tr>
       <w:tr>
+        <w:trPr>
+          <w:jc w:val="center"/>
+        </w:trPr>
         <w:tc>
           <w:tcPr>
-            <w:tcW w:type="dxa" w:w="2160"/>
+            <w:tcW w:w="2160" w:type="dxa"/>
           </w:tcPr>
           <w:p>
+            <w:pPr>
+              <w:spacing w:before="60" w:after="60"/>
+            </w:pPr>
             <w:r>
               <w:t>更新日期</w:t>
             </w:r>
@@ -256,19 +288,27 @@
         </w:tc>
         <w:tc>
           <w:tcPr>
-            <w:tcW w:type="dxa" w:w="3600"/>
+            <w:tcW w:w="3600" w:type="dxa"/>
           </w:tcPr>
           <w:p>
-            <w:r/>
+            <w:pPr>
+              <w:spacing w:before="60" w:after="60"/>
+            </w:pPr>
           </w:p>
         </w:tc>
       </w:tr>
       <w:tr>
+        <w:trPr>
+          <w:jc w:val="center"/>
+        </w:trPr>
         <w:tc>
           <w:tcPr>
-            <w:tcW w:type="dxa" w:w="2160"/>
+            <w:tcW w:w="2160" w:type="dxa"/>
           </w:tcPr>
           <w:p>
+            <w:pPr>
+              <w:spacing w:before="60" w:after="60"/>
+            </w:pPr>
             <w:r>
               <w:t>作者</w:t>
             </w:r>
@@ -276,9 +316,12 @@
         </w:tc>
         <w:tc>
           <w:tcPr>
-            <w:tcW w:type="dxa" w:w="3600"/>
+            <w:tcW w:w="3600" w:type="dxa"/>
           </w:tcPr>
           <w:p>
+            <w:pPr>
+              <w:spacing w:before="60" w:after="60"/>
+            </w:pPr>
             <w:r>
               <w:t>朱可棠</w:t>
             </w:r>
@@ -289,31 +332,38 @@
     <w:p>
       <w:pPr>
         <w:pStyle w:val="Heading1NoTOC"/>
-        <w:pageBreakBefore/>
       </w:pPr>
       <w:r>
-        <w:t>文件制/修訂履歷</w:t>
+        <w:lastRenderedPageBreak/>
+        <w:t>文件制</w:t>
+      </w:r>
+      <w:r>
+        <w:t>/</w:t>
+      </w:r>
+      <w:r>
+        <w:t>修訂履歷</w:t>
       </w:r>
     </w:p>
     <w:tbl>
       <w:tblPr>
         <w:tblStyle w:val="aff2"/>
-        <w:tblW w:type="auto" w:w="0"/>
-        <w:tblLook w:firstColumn="1" w:firstRow="1" w:lastColumn="0" w:lastRow="0" w:noHBand="0" w:noVBand="1" w:val="04A0"/>
+        <w:tblW w:w="0" w:type="auto"/>
+        <w:tblLook w:val="04A0" w:firstRow="1" w:lastRow="0" w:firstColumn="1" w:lastColumn="0" w:noHBand="0" w:noVBand="1"/>
       </w:tblPr>
       <w:tblGrid>
-        <w:gridCol w:w="2340"/>
-        <w:gridCol w:w="2340"/>
-        <w:gridCol w:w="2340"/>
-        <w:gridCol w:w="2340"/>
+        <w:gridCol w:w="1151"/>
+        <w:gridCol w:w="1729"/>
+        <w:gridCol w:w="4320"/>
+        <w:gridCol w:w="2160"/>
       </w:tblGrid>
       <w:tr>
         <w:tc>
           <w:tcPr>
-            <w:tcW w:type="dxa" w:w="1151"/>
+            <w:tcW w:w="1151" w:type="dxa"/>
           </w:tcPr>
           <w:p>
             <w:pPr>
+              <w:spacing w:before="60" w:after="60"/>
               <w:jc w:val="center"/>
             </w:pPr>
             <w:r>
@@ -326,10 +376,11 @@
         </w:tc>
         <w:tc>
           <w:tcPr>
-            <w:tcW w:type="dxa" w:w="1729"/>
+            <w:tcW w:w="1729" w:type="dxa"/>
           </w:tcPr>
           <w:p>
             <w:pPr>
+              <w:spacing w:before="60" w:after="60"/>
               <w:jc w:val="center"/>
             </w:pPr>
             <w:r>
@@ -342,10 +393,11 @@
         </w:tc>
         <w:tc>
           <w:tcPr>
-            <w:tcW w:type="dxa" w:w="4320"/>
+            <w:tcW w:w="4320" w:type="dxa"/>
           </w:tcPr>
           <w:p>
             <w:pPr>
+              <w:spacing w:before="60" w:after="60"/>
               <w:jc w:val="center"/>
             </w:pPr>
             <w:r>
@@ -358,10 +410,11 @@
         </w:tc>
         <w:tc>
           <w:tcPr>
-            <w:tcW w:type="dxa" w:w="2160"/>
+            <w:tcW w:w="2160" w:type="dxa"/>
           </w:tcPr>
           <w:p>
             <w:pPr>
+              <w:spacing w:before="60" w:after="60"/>
               <w:jc w:val="center"/>
             </w:pPr>
             <w:r>
@@ -376,10 +429,11 @@
       <w:tr>
         <w:tc>
           <w:tcPr>
-            <w:tcW w:type="dxa" w:w="1151"/>
+            <w:tcW w:w="1151" w:type="dxa"/>
           </w:tcPr>
           <w:p>
             <w:pPr>
+              <w:spacing w:before="60" w:after="60"/>
               <w:jc w:val="center"/>
             </w:pPr>
             <w:r>
@@ -389,22 +443,26 @@
         </w:tc>
         <w:tc>
           <w:tcPr>
-            <w:tcW w:type="dxa" w:w="1729"/>
+            <w:tcW w:w="1729" w:type="dxa"/>
           </w:tcPr>
           <w:p>
             <w:pPr>
+              <w:spacing w:before="60" w:after="60"/>
               <w:jc w:val="center"/>
             </w:pPr>
             <w:r>
-              <w:t>2026/10/19</w:t>
+              <w:t>2026/10/20</w:t>
             </w:r>
           </w:p>
         </w:tc>
         <w:tc>
           <w:tcPr>
-            <w:tcW w:type="dxa" w:w="4320"/>
+            <w:tcW w:w="4320" w:type="dxa"/>
           </w:tcPr>
           <w:p>
+            <w:pPr>
+              <w:spacing w:before="60" w:after="60"/>
+            </w:pPr>
             <w:r>
               <w:t>初次發行</w:t>
             </w:r>
@@ -412,10 +470,11 @@
         </w:tc>
         <w:tc>
           <w:tcPr>
-            <w:tcW w:type="dxa" w:w="2160"/>
+            <w:tcW w:w="2160" w:type="dxa"/>
           </w:tcPr>
           <w:p>
             <w:pPr>
+              <w:spacing w:before="60" w:after="60"/>
               <w:jc w:val="center"/>
             </w:pPr>
             <w:r>
@@ -428,25 +487,920 @@
     <w:p>
       <w:pPr>
         <w:pStyle w:val="Heading1NoTOC"/>
-        <w:pageBreakBefore/>
       </w:pPr>
       <w:r>
+        <w:lastRenderedPageBreak/>
         <w:t>目錄</w:t>
       </w:r>
     </w:p>
     <w:p>
+      <w:pPr>
+        <w:pStyle w:val="14"/>
+        <w:tabs>
+          <w:tab w:val="right" w:leader="dot" w:pos="9350"/>
+        </w:tabs>
+        <w:rPr>
+          <w:rFonts w:asciiTheme="minorHAnsi" w:eastAsiaTheme="minorEastAsia" w:hAnsiTheme="minorHAnsi" w:cstheme="minorBidi"/>
+          <w:noProof/>
+          <w:color w:val="auto"/>
+          <w:kern w:val="2"/>
+          <w:szCs w:val="22"/>
+        </w:rPr>
+      </w:pPr>
       <w:r>
         <w:fldChar w:fldCharType="begin"/>
-        <w:instrText xml:space="preserve">TOC \o "1-2" \h \z \u</w:instrText>
+      </w:r>
+      <w:r>
+        <w:instrText>TOC \o "1-2" \h \z \u</w:instrText>
+      </w:r>
+      <w:r>
         <w:fldChar w:fldCharType="separate"/>
-        <w:t>目錄將於開啟文件時自動更新</w:t>
+      </w:r>
+      <w:hyperlink w:anchor="_Toc243386654" w:history="1">
+        <w:r>
+          <w:rPr>
+            <w:rStyle w:val="affb"/>
+            <w:rFonts w:hint="eastAsia"/>
+            <w:noProof/>
+          </w:rPr>
+          <w:t>壹、作業說明</w:t>
+        </w:r>
+        <w:r>
+          <w:rPr>
+            <w:noProof/>
+            <w:webHidden/>
+          </w:rPr>
+          <w:tab/>
+        </w:r>
+        <w:r>
+          <w:rPr>
+            <w:noProof/>
+            <w:webHidden/>
+          </w:rPr>
+          <w:fldChar w:fldCharType="begin"/>
+        </w:r>
+        <w:r>
+          <w:rPr>
+            <w:noProof/>
+            <w:webHidden/>
+          </w:rPr>
+          <w:instrText xml:space="preserve"> PAGEREF _Toc243386654 \h </w:instrText>
+        </w:r>
+        <w:r>
+          <w:rPr>
+            <w:noProof/>
+            <w:webHidden/>
+          </w:rPr>
+        </w:r>
+        <w:r>
+          <w:rPr>
+            <w:noProof/>
+            <w:webHidden/>
+          </w:rPr>
+          <w:fldChar w:fldCharType="separate"/>
+        </w:r>
+        <w:r>
+          <w:rPr>
+            <w:noProof/>
+            <w:webHidden/>
+          </w:rPr>
+          <w:t>1</w:t>
+        </w:r>
+        <w:r>
+          <w:rPr>
+            <w:noProof/>
+            <w:webHidden/>
+          </w:rPr>
+          <w:fldChar w:fldCharType="end"/>
+        </w:r>
+      </w:hyperlink>
+    </w:p>
+    <w:p>
+      <w:pPr>
+        <w:pStyle w:val="2a"/>
+        <w:tabs>
+          <w:tab w:val="right" w:leader="dot" w:pos="9350"/>
+        </w:tabs>
+        <w:rPr>
+          <w:rFonts w:asciiTheme="minorHAnsi" w:eastAsiaTheme="minorEastAsia" w:hAnsiTheme="minorHAnsi" w:cstheme="minorBidi"/>
+          <w:noProof/>
+          <w:color w:val="auto"/>
+          <w:kern w:val="2"/>
+          <w:szCs w:val="22"/>
+        </w:rPr>
+      </w:pPr>
+      <w:hyperlink w:anchor="_Toc243386655" w:history="1">
+        <w:r>
+          <w:rPr>
+            <w:rStyle w:val="affb"/>
+            <w:rFonts w:hint="eastAsia"/>
+            <w:noProof/>
+          </w:rPr>
+          <w:t>一、使用情境</w:t>
+        </w:r>
+        <w:r>
+          <w:rPr>
+            <w:noProof/>
+            <w:webHidden/>
+          </w:rPr>
+          <w:tab/>
+        </w:r>
+        <w:r>
+          <w:rPr>
+            <w:noProof/>
+            <w:webHidden/>
+          </w:rPr>
+          <w:fldChar w:fldCharType="begin"/>
+        </w:r>
+        <w:r>
+          <w:rPr>
+            <w:noProof/>
+            <w:webHidden/>
+          </w:rPr>
+          <w:instrText xml:space="preserve"> PAGEREF _Toc243386655 \h </w:instrText>
+        </w:r>
+        <w:r>
+          <w:rPr>
+            <w:noProof/>
+            <w:webHidden/>
+          </w:rPr>
+        </w:r>
+        <w:r>
+          <w:rPr>
+            <w:noProof/>
+            <w:webHidden/>
+          </w:rPr>
+          <w:fldChar w:fldCharType="separate"/>
+        </w:r>
+        <w:r>
+          <w:rPr>
+            <w:noProof/>
+            <w:webHidden/>
+          </w:rPr>
+          <w:t>1</w:t>
+        </w:r>
+        <w:r>
+          <w:rPr>
+            <w:noProof/>
+            <w:webHidden/>
+          </w:rPr>
+          <w:fldChar w:fldCharType="end"/>
+        </w:r>
+      </w:hyperlink>
+    </w:p>
+    <w:p>
+      <w:pPr>
+        <w:pStyle w:val="2a"/>
+        <w:tabs>
+          <w:tab w:val="right" w:leader="dot" w:pos="9350"/>
+        </w:tabs>
+        <w:rPr>
+          <w:rFonts w:asciiTheme="minorHAnsi" w:eastAsiaTheme="minorEastAsia" w:hAnsiTheme="minorHAnsi" w:cstheme="minorBidi"/>
+          <w:noProof/>
+          <w:color w:val="auto"/>
+          <w:kern w:val="2"/>
+          <w:szCs w:val="22"/>
+        </w:rPr>
+      </w:pPr>
+      <w:hyperlink w:anchor="_Toc243386656" w:history="1">
+        <w:r>
+          <w:rPr>
+            <w:rStyle w:val="affb"/>
+            <w:rFonts w:hint="eastAsia"/>
+            <w:noProof/>
+          </w:rPr>
+          <w:t>二、進入路徑</w:t>
+        </w:r>
+        <w:r>
+          <w:rPr>
+            <w:noProof/>
+            <w:webHidden/>
+          </w:rPr>
+          <w:tab/>
+        </w:r>
+        <w:r>
+          <w:rPr>
+            <w:noProof/>
+            <w:webHidden/>
+          </w:rPr>
+          <w:fldChar w:fldCharType="begin"/>
+        </w:r>
+        <w:r>
+          <w:rPr>
+            <w:noProof/>
+            <w:webHidden/>
+          </w:rPr>
+          <w:instrText xml:space="preserve"> PAGEREF _Toc243386656 \h </w:instrText>
+        </w:r>
+        <w:r>
+          <w:rPr>
+            <w:noProof/>
+            <w:webHidden/>
+          </w:rPr>
+        </w:r>
+        <w:r>
+          <w:rPr>
+            <w:noProof/>
+            <w:webHidden/>
+          </w:rPr>
+          <w:fldChar w:fldCharType="separate"/>
+        </w:r>
+        <w:r>
+          <w:rPr>
+            <w:noProof/>
+            <w:webHidden/>
+          </w:rPr>
+          <w:t>1</w:t>
+        </w:r>
+        <w:r>
+          <w:rPr>
+            <w:noProof/>
+            <w:webHidden/>
+          </w:rPr>
+          <w:fldChar w:fldCharType="end"/>
+        </w:r>
+      </w:hyperlink>
+    </w:p>
+    <w:p>
+      <w:pPr>
+        <w:pStyle w:val="14"/>
+        <w:tabs>
+          <w:tab w:val="right" w:leader="dot" w:pos="9350"/>
+        </w:tabs>
+        <w:rPr>
+          <w:rFonts w:asciiTheme="minorHAnsi" w:eastAsiaTheme="minorEastAsia" w:hAnsiTheme="minorHAnsi" w:cstheme="minorBidi"/>
+          <w:noProof/>
+          <w:color w:val="auto"/>
+          <w:kern w:val="2"/>
+          <w:szCs w:val="22"/>
+        </w:rPr>
+      </w:pPr>
+      <w:hyperlink w:anchor="_Toc243386657" w:history="1">
+        <w:r>
+          <w:rPr>
+            <w:rStyle w:val="affb"/>
+            <w:rFonts w:hint="eastAsia"/>
+            <w:noProof/>
+          </w:rPr>
+          <w:t>貳、操作說明</w:t>
+        </w:r>
+        <w:r>
+          <w:rPr>
+            <w:noProof/>
+            <w:webHidden/>
+          </w:rPr>
+          <w:tab/>
+        </w:r>
+        <w:r>
+          <w:rPr>
+            <w:noProof/>
+            <w:webHidden/>
+          </w:rPr>
+          <w:fldChar w:fldCharType="begin"/>
+        </w:r>
+        <w:r>
+          <w:rPr>
+            <w:noProof/>
+            <w:webHidden/>
+          </w:rPr>
+          <w:instrText xml:space="preserve"> PAGEREF _Toc243386657 \h </w:instrText>
+        </w:r>
+        <w:r>
+          <w:rPr>
+            <w:noProof/>
+            <w:webHidden/>
+          </w:rPr>
+        </w:r>
+        <w:r>
+          <w:rPr>
+            <w:noProof/>
+            <w:webHidden/>
+          </w:rPr>
+          <w:fldChar w:fldCharType="separate"/>
+        </w:r>
+        <w:r>
+          <w:rPr>
+            <w:noProof/>
+            <w:webHidden/>
+          </w:rPr>
+          <w:t>2</w:t>
+        </w:r>
+        <w:r>
+          <w:rPr>
+            <w:noProof/>
+            <w:webHidden/>
+          </w:rPr>
+          <w:fldChar w:fldCharType="end"/>
+        </w:r>
+      </w:hyperlink>
+    </w:p>
+    <w:p>
+      <w:pPr>
+        <w:pStyle w:val="2a"/>
+        <w:tabs>
+          <w:tab w:val="right" w:leader="dot" w:pos="9350"/>
+        </w:tabs>
+        <w:rPr>
+          <w:rFonts w:asciiTheme="minorHAnsi" w:eastAsiaTheme="minorEastAsia" w:hAnsiTheme="minorHAnsi" w:cstheme="minorBidi"/>
+          <w:noProof/>
+          <w:color w:val="auto"/>
+          <w:kern w:val="2"/>
+          <w:szCs w:val="22"/>
+        </w:rPr>
+      </w:pPr>
+      <w:hyperlink w:anchor="_Toc243386658" w:history="1">
+        <w:r>
+          <w:rPr>
+            <w:rStyle w:val="affb"/>
+            <w:rFonts w:hint="eastAsia"/>
+            <w:noProof/>
+          </w:rPr>
+          <w:t>一、畫面與前置設定</w:t>
+        </w:r>
+        <w:r>
+          <w:rPr>
+            <w:noProof/>
+            <w:webHidden/>
+          </w:rPr>
+          <w:tab/>
+        </w:r>
+        <w:r>
+          <w:rPr>
+            <w:noProof/>
+            <w:webHidden/>
+          </w:rPr>
+          <w:fldChar w:fldCharType="begin"/>
+        </w:r>
+        <w:r>
+          <w:rPr>
+            <w:noProof/>
+            <w:webHidden/>
+          </w:rPr>
+          <w:instrText xml:space="preserve"> PAGEREF _Toc243386658 \h </w:instrText>
+        </w:r>
+        <w:r>
+          <w:rPr>
+            <w:noProof/>
+            <w:webHidden/>
+          </w:rPr>
+        </w:r>
+        <w:r>
+          <w:rPr>
+            <w:noProof/>
+            <w:webHidden/>
+          </w:rPr>
+          <w:fldChar w:fldCharType="separate"/>
+        </w:r>
+        <w:r>
+          <w:rPr>
+            <w:noProof/>
+            <w:webHidden/>
+          </w:rPr>
+          <w:t>2</w:t>
+        </w:r>
+        <w:r>
+          <w:rPr>
+            <w:noProof/>
+            <w:webHidden/>
+          </w:rPr>
+          <w:fldChar w:fldCharType="end"/>
+        </w:r>
+      </w:hyperlink>
+    </w:p>
+    <w:p>
+      <w:pPr>
+        <w:pStyle w:val="2a"/>
+        <w:tabs>
+          <w:tab w:val="right" w:leader="dot" w:pos="9350"/>
+        </w:tabs>
+        <w:rPr>
+          <w:rFonts w:asciiTheme="minorHAnsi" w:eastAsiaTheme="minorEastAsia" w:hAnsiTheme="minorHAnsi" w:cstheme="minorBidi"/>
+          <w:noProof/>
+          <w:color w:val="auto"/>
+          <w:kern w:val="2"/>
+          <w:szCs w:val="22"/>
+        </w:rPr>
+      </w:pPr>
+      <w:hyperlink w:anchor="_Toc243386659" w:history="1">
+        <w:r>
+          <w:rPr>
+            <w:rStyle w:val="affb"/>
+            <w:rFonts w:hint="eastAsia"/>
+            <w:noProof/>
+          </w:rPr>
+          <w:t>二、修改姓名</w:t>
+        </w:r>
+        <w:r>
+          <w:rPr>
+            <w:noProof/>
+            <w:webHidden/>
+          </w:rPr>
+          <w:tab/>
+        </w:r>
+        <w:r>
+          <w:rPr>
+            <w:noProof/>
+            <w:webHidden/>
+          </w:rPr>
+          <w:fldChar w:fldCharType="begin"/>
+        </w:r>
+        <w:r>
+          <w:rPr>
+            <w:noProof/>
+            <w:webHidden/>
+          </w:rPr>
+          <w:instrText xml:space="preserve"> PAGEREF _Toc243386659 \h </w:instrText>
+        </w:r>
+        <w:r>
+          <w:rPr>
+            <w:noProof/>
+            <w:webHidden/>
+          </w:rPr>
+        </w:r>
+        <w:r>
+          <w:rPr>
+            <w:noProof/>
+            <w:webHidden/>
+          </w:rPr>
+          <w:fldChar w:fldCharType="separate"/>
+        </w:r>
+        <w:r>
+          <w:rPr>
+            <w:noProof/>
+            <w:webHidden/>
+          </w:rPr>
+          <w:t>2</w:t>
+        </w:r>
+        <w:r>
+          <w:rPr>
+            <w:noProof/>
+            <w:webHidden/>
+          </w:rPr>
+          <w:fldChar w:fldCharType="end"/>
+        </w:r>
+      </w:hyperlink>
+    </w:p>
+    <w:p>
+      <w:pPr>
+        <w:pStyle w:val="2a"/>
+        <w:tabs>
+          <w:tab w:val="right" w:leader="dot" w:pos="9350"/>
+        </w:tabs>
+        <w:rPr>
+          <w:rFonts w:asciiTheme="minorHAnsi" w:eastAsiaTheme="minorEastAsia" w:hAnsiTheme="minorHAnsi" w:cstheme="minorBidi"/>
+          <w:noProof/>
+          <w:color w:val="auto"/>
+          <w:kern w:val="2"/>
+          <w:szCs w:val="22"/>
+        </w:rPr>
+      </w:pPr>
+      <w:hyperlink w:anchor="_Toc243386660" w:history="1">
+        <w:r>
+          <w:rPr>
+            <w:rStyle w:val="affb"/>
+            <w:rFonts w:hint="eastAsia"/>
+            <w:noProof/>
+          </w:rPr>
+          <w:t>三、變更帳號（</w:t>
+        </w:r>
+        <w:r>
+          <w:rPr>
+            <w:rStyle w:val="affb"/>
+            <w:noProof/>
+          </w:rPr>
+          <w:t>Email</w:t>
+        </w:r>
+        <w:r>
+          <w:rPr>
+            <w:rStyle w:val="affb"/>
+            <w:rFonts w:hint="eastAsia"/>
+            <w:noProof/>
+          </w:rPr>
+          <w:t>）</w:t>
+        </w:r>
+        <w:r>
+          <w:rPr>
+            <w:noProof/>
+            <w:webHidden/>
+          </w:rPr>
+          <w:tab/>
+        </w:r>
+        <w:r>
+          <w:rPr>
+            <w:noProof/>
+            <w:webHidden/>
+          </w:rPr>
+          <w:fldChar w:fldCharType="begin"/>
+        </w:r>
+        <w:r>
+          <w:rPr>
+            <w:noProof/>
+            <w:webHidden/>
+          </w:rPr>
+          <w:instrText xml:space="preserve"> PAGEREF _Toc243386660 \h </w:instrText>
+        </w:r>
+        <w:r>
+          <w:rPr>
+            <w:noProof/>
+            <w:webHidden/>
+          </w:rPr>
+        </w:r>
+        <w:r>
+          <w:rPr>
+            <w:noProof/>
+            <w:webHidden/>
+          </w:rPr>
+          <w:fldChar w:fldCharType="separate"/>
+        </w:r>
+        <w:r>
+          <w:rPr>
+            <w:noProof/>
+            <w:webHidden/>
+          </w:rPr>
+          <w:t>2</w:t>
+        </w:r>
+        <w:r>
+          <w:rPr>
+            <w:noProof/>
+            <w:webHidden/>
+          </w:rPr>
+          <w:fldChar w:fldCharType="end"/>
+        </w:r>
+      </w:hyperlink>
+    </w:p>
+    <w:p>
+      <w:pPr>
+        <w:pStyle w:val="2a"/>
+        <w:tabs>
+          <w:tab w:val="right" w:leader="dot" w:pos="9350"/>
+        </w:tabs>
+        <w:rPr>
+          <w:rFonts w:asciiTheme="minorHAnsi" w:eastAsiaTheme="minorEastAsia" w:hAnsiTheme="minorHAnsi" w:cstheme="minorBidi"/>
+          <w:noProof/>
+          <w:color w:val="auto"/>
+          <w:kern w:val="2"/>
+          <w:szCs w:val="22"/>
+        </w:rPr>
+      </w:pPr>
+      <w:hyperlink w:anchor="_Toc243386661" w:history="1">
+        <w:r>
+          <w:rPr>
+            <w:rStyle w:val="affb"/>
+            <w:rFonts w:hint="eastAsia"/>
+            <w:noProof/>
+          </w:rPr>
+          <w:t>四、變更密碼</w:t>
+        </w:r>
+        <w:r>
+          <w:rPr>
+            <w:noProof/>
+            <w:webHidden/>
+          </w:rPr>
+          <w:tab/>
+        </w:r>
+        <w:r>
+          <w:rPr>
+            <w:noProof/>
+            <w:webHidden/>
+          </w:rPr>
+          <w:fldChar w:fldCharType="begin"/>
+        </w:r>
+        <w:r>
+          <w:rPr>
+            <w:noProof/>
+            <w:webHidden/>
+          </w:rPr>
+          <w:instrText xml:space="preserve"> PAGEREF _Toc243386661 \h </w:instrText>
+        </w:r>
+        <w:r>
+          <w:rPr>
+            <w:noProof/>
+            <w:webHidden/>
+          </w:rPr>
+        </w:r>
+        <w:r>
+          <w:rPr>
+            <w:noProof/>
+            <w:webHidden/>
+          </w:rPr>
+          <w:fldChar w:fldCharType="separate"/>
+        </w:r>
+        <w:r>
+          <w:rPr>
+            <w:noProof/>
+            <w:webHidden/>
+          </w:rPr>
+          <w:t>3</w:t>
+        </w:r>
+        <w:r>
+          <w:rPr>
+            <w:noProof/>
+            <w:webHidden/>
+          </w:rPr>
+          <w:fldChar w:fldCharType="end"/>
+        </w:r>
+      </w:hyperlink>
+    </w:p>
+    <w:p>
+      <w:pPr>
+        <w:pStyle w:val="14"/>
+        <w:tabs>
+          <w:tab w:val="right" w:leader="dot" w:pos="9350"/>
+        </w:tabs>
+        <w:rPr>
+          <w:rFonts w:asciiTheme="minorHAnsi" w:eastAsiaTheme="minorEastAsia" w:hAnsiTheme="minorHAnsi" w:cstheme="minorBidi"/>
+          <w:noProof/>
+          <w:color w:val="auto"/>
+          <w:kern w:val="2"/>
+          <w:szCs w:val="22"/>
+        </w:rPr>
+      </w:pPr>
+      <w:hyperlink w:anchor="_Toc243386662" w:history="1">
+        <w:r>
+          <w:rPr>
+            <w:rStyle w:val="affb"/>
+            <w:rFonts w:hint="eastAsia"/>
+            <w:noProof/>
+          </w:rPr>
+          <w:t>參、常見訊息與處置</w:t>
+        </w:r>
+        <w:r>
+          <w:rPr>
+            <w:noProof/>
+            <w:webHidden/>
+          </w:rPr>
+          <w:tab/>
+        </w:r>
+        <w:r>
+          <w:rPr>
+            <w:noProof/>
+            <w:webHidden/>
+          </w:rPr>
+          <w:fldChar w:fldCharType="begin"/>
+        </w:r>
+        <w:r>
+          <w:rPr>
+            <w:noProof/>
+            <w:webHidden/>
+          </w:rPr>
+          <w:instrText xml:space="preserve"> PAGEREF _Toc243386662 \h </w:instrText>
+        </w:r>
+        <w:r>
+          <w:rPr>
+            <w:noProof/>
+            <w:webHidden/>
+          </w:rPr>
+        </w:r>
+        <w:r>
+          <w:rPr>
+            <w:noProof/>
+            <w:webHidden/>
+          </w:rPr>
+          <w:fldChar w:fldCharType="separate"/>
+        </w:r>
+        <w:r>
+          <w:rPr>
+            <w:noProof/>
+            <w:webHidden/>
+          </w:rPr>
+          <w:t>5</w:t>
+        </w:r>
+        <w:r>
+          <w:rPr>
+            <w:noProof/>
+            <w:webHidden/>
+          </w:rPr>
+          <w:fldChar w:fldCharType="end"/>
+        </w:r>
+      </w:hyperlink>
+    </w:p>
+    <w:p>
+      <w:pPr>
+        <w:pStyle w:val="2a"/>
+        <w:tabs>
+          <w:tab w:val="right" w:leader="dot" w:pos="9350"/>
+        </w:tabs>
+        <w:rPr>
+          <w:rFonts w:asciiTheme="minorHAnsi" w:eastAsiaTheme="minorEastAsia" w:hAnsiTheme="minorHAnsi" w:cstheme="minorBidi"/>
+          <w:noProof/>
+          <w:color w:val="auto"/>
+          <w:kern w:val="2"/>
+          <w:szCs w:val="22"/>
+        </w:rPr>
+      </w:pPr>
+      <w:hyperlink w:anchor="_Toc243386663" w:history="1">
+        <w:r>
+          <w:rPr>
+            <w:rStyle w:val="affb"/>
+            <w:rFonts w:hint="eastAsia"/>
+            <w:noProof/>
+          </w:rPr>
+          <w:t>一、被擋下（動作沒有完成）</w:t>
+        </w:r>
+        <w:r>
+          <w:rPr>
+            <w:noProof/>
+            <w:webHidden/>
+          </w:rPr>
+          <w:tab/>
+        </w:r>
+        <w:r>
+          <w:rPr>
+            <w:noProof/>
+            <w:webHidden/>
+          </w:rPr>
+          <w:fldChar w:fldCharType="begin"/>
+        </w:r>
+        <w:r>
+          <w:rPr>
+            <w:noProof/>
+            <w:webHidden/>
+          </w:rPr>
+          <w:instrText xml:space="preserve"> PAGEREF _Toc243386663 \h </w:instrText>
+        </w:r>
+        <w:r>
+          <w:rPr>
+            <w:noProof/>
+            <w:webHidden/>
+          </w:rPr>
+        </w:r>
+        <w:r>
+          <w:rPr>
+            <w:noProof/>
+            <w:webHidden/>
+          </w:rPr>
+          <w:fldChar w:fldCharType="separate"/>
+        </w:r>
+        <w:r>
+          <w:rPr>
+            <w:noProof/>
+            <w:webHidden/>
+          </w:rPr>
+          <w:t>5</w:t>
+        </w:r>
+        <w:r>
+          <w:rPr>
+            <w:noProof/>
+            <w:webHidden/>
+          </w:rPr>
+          <w:fldChar w:fldCharType="end"/>
+        </w:r>
+      </w:hyperlink>
+    </w:p>
+    <w:p>
+      <w:pPr>
+        <w:pStyle w:val="2a"/>
+        <w:tabs>
+          <w:tab w:val="right" w:leader="dot" w:pos="9350"/>
+        </w:tabs>
+        <w:rPr>
+          <w:rFonts w:asciiTheme="minorHAnsi" w:eastAsiaTheme="minorEastAsia" w:hAnsiTheme="minorHAnsi" w:cstheme="minorBidi"/>
+          <w:noProof/>
+          <w:color w:val="auto"/>
+          <w:kern w:val="2"/>
+          <w:szCs w:val="22"/>
+        </w:rPr>
+      </w:pPr>
+      <w:hyperlink w:anchor="_Toc243386664" w:history="1">
+        <w:r>
+          <w:rPr>
+            <w:rStyle w:val="affb"/>
+            <w:rFonts w:hint="eastAsia"/>
+            <w:noProof/>
+          </w:rPr>
+          <w:t>二、送出後的結果訊息</w:t>
+        </w:r>
+        <w:r>
+          <w:rPr>
+            <w:noProof/>
+            <w:webHidden/>
+          </w:rPr>
+          <w:tab/>
+        </w:r>
+        <w:r>
+          <w:rPr>
+            <w:noProof/>
+            <w:webHidden/>
+          </w:rPr>
+          <w:fldChar w:fldCharType="begin"/>
+        </w:r>
+        <w:r>
+          <w:rPr>
+            <w:noProof/>
+            <w:webHidden/>
+          </w:rPr>
+          <w:instrText xml:space="preserve"> PAGEREF _Toc243386664 \h </w:instrText>
+        </w:r>
+        <w:r>
+          <w:rPr>
+            <w:noProof/>
+            <w:webHidden/>
+          </w:rPr>
+        </w:r>
+        <w:r>
+          <w:rPr>
+            <w:noProof/>
+            <w:webHidden/>
+          </w:rPr>
+          <w:fldChar w:fldCharType="separate"/>
+        </w:r>
+        <w:r>
+          <w:rPr>
+            <w:noProof/>
+            <w:webHidden/>
+          </w:rPr>
+          <w:t>5</w:t>
+        </w:r>
+        <w:r>
+          <w:rPr>
+            <w:noProof/>
+            <w:webHidden/>
+          </w:rPr>
+          <w:fldChar w:fldCharType="end"/>
+        </w:r>
+      </w:hyperlink>
+    </w:p>
+    <w:p>
+      <w:pPr>
+        <w:pStyle w:val="2a"/>
+        <w:tabs>
+          <w:tab w:val="right" w:leader="dot" w:pos="9350"/>
+        </w:tabs>
+        <w:rPr>
+          <w:rFonts w:asciiTheme="minorHAnsi" w:eastAsiaTheme="minorEastAsia" w:hAnsiTheme="minorHAnsi" w:cstheme="minorBidi"/>
+          <w:noProof/>
+          <w:color w:val="auto"/>
+          <w:kern w:val="2"/>
+          <w:szCs w:val="22"/>
+        </w:rPr>
+      </w:pPr>
+      <w:hyperlink w:anchor="_Toc243386665" w:history="1">
+        <w:r>
+          <w:rPr>
+            <w:rStyle w:val="affb"/>
+            <w:rFonts w:hint="eastAsia"/>
+            <w:noProof/>
+          </w:rPr>
+          <w:t>三、其他情況</w:t>
+        </w:r>
+        <w:r>
+          <w:rPr>
+            <w:noProof/>
+            <w:webHidden/>
+          </w:rPr>
+          <w:tab/>
+        </w:r>
+        <w:r>
+          <w:rPr>
+            <w:noProof/>
+            <w:webHidden/>
+          </w:rPr>
+          <w:fldChar w:fldCharType="begin"/>
+        </w:r>
+        <w:r>
+          <w:rPr>
+            <w:noProof/>
+            <w:webHidden/>
+          </w:rPr>
+          <w:instrText xml:space="preserve"> PAGEREF _Toc243386665 \h </w:instrText>
+        </w:r>
+        <w:r>
+          <w:rPr>
+            <w:noProof/>
+            <w:webHidden/>
+          </w:rPr>
+        </w:r>
+        <w:r>
+          <w:rPr>
+            <w:noProof/>
+            <w:webHidden/>
+          </w:rPr>
+          <w:fldChar w:fldCharType="separate"/>
+        </w:r>
+        <w:r>
+          <w:rPr>
+            <w:noProof/>
+            <w:webHidden/>
+          </w:rPr>
+          <w:t>5</w:t>
+        </w:r>
+        <w:r>
+          <w:rPr>
+            <w:noProof/>
+            <w:webHidden/>
+          </w:rPr>
+          <w:fldChar w:fldCharType="end"/>
+        </w:r>
+      </w:hyperlink>
+    </w:p>
+    <w:p>
+      <w:r>
         <w:fldChar w:fldCharType="end"/>
       </w:r>
     </w:p>
     <w:p>
       <w:pPr>
         <w:sectPr>
-          <w:footerReference w:type="default" r:id="rId8"/>
           <w:pgSz w:w="12240" w:h="15840"/>
           <w:pgMar w:top="1440" w:right="1440" w:bottom="1440" w:left="1440" w:header="720" w:footer="720" w:gutter="0"/>
           <w:cols w:space="720"/>
@@ -458,17 +1412,22 @@
       <w:pPr>
         <w:pStyle w:val="1"/>
       </w:pPr>
+      <w:bookmarkStart w:id="1" w:name="_Toc243386654"/>
       <w:r>
+        <w:lastRenderedPageBreak/>
         <w:t>壹、作業說明</w:t>
       </w:r>
+      <w:bookmarkEnd w:id="1"/>
     </w:p>
     <w:p>
       <w:pPr>
         <w:pStyle w:val="2"/>
       </w:pPr>
+      <w:bookmarkStart w:id="2" w:name="_Toc243386655"/>
       <w:r>
         <w:t>一、使用情境</w:t>
       </w:r>
+      <w:bookmarkEnd w:id="2"/>
     </w:p>
     <w:p>
       <w:pPr>
@@ -484,7 +1443,25 @@
         <w:t>所有登入者</w:t>
       </w:r>
       <w:r>
-        <w:t>維護本人的姓名、帳號（Email）與密碼。他人的姓名由管理者於 DP01 使用者管理維護；帳號（Email）與密碼只能由本人變更。</w:t>
+        <w:t>維護本人的姓名、帳號（</w:t>
+      </w:r>
+      <w:r>
+        <w:t>Email</w:t>
+      </w:r>
+      <w:r>
+        <w:t>）與密碼。他人的姓名由管理者於</w:t>
+      </w:r>
+      <w:r>
+        <w:t xml:space="preserve"> DP01 </w:t>
+      </w:r>
+      <w:r>
+        <w:t>使用者管理維護；帳號（</w:t>
+      </w:r>
+      <w:r>
+        <w:t>Email</w:t>
+      </w:r>
+      <w:r>
+        <w:t>）與密碼只能由本人變更。</w:t>
       </w:r>
     </w:p>
     <w:p>
@@ -498,26 +1475,23 @@
     <w:tbl>
       <w:tblPr>
         <w:tblStyle w:val="aff2"/>
-        <w:tblW w:type="auto" w:w="0"/>
+        <w:tblW w:w="0" w:type="auto"/>
         <w:tblLayout w:type="fixed"/>
-        <w:tblLook w:firstColumn="1" w:firstRow="1" w:lastColumn="0" w:lastRow="0" w:noHBand="0" w:noVBand="1" w:val="04A0"/>
-        <w:tblLayout w:type="fixed"/>
+        <w:tblLook w:val="04A0" w:firstRow="1" w:lastRow="0" w:firstColumn="1" w:lastColumn="0" w:noHBand="0" w:noVBand="1"/>
       </w:tblPr>
       <w:tblGrid>
-        <w:gridCol w:w="4680"/>
-        <w:gridCol w:w="4680"/>
+        <w:gridCol w:w="1917"/>
+        <w:gridCol w:w="7443"/>
       </w:tblGrid>
       <w:tr>
         <w:tc>
           <w:tcPr>
-            <w:tcW w:type="dxa" w:w="1917"/>
+            <w:tcW w:w="1917" w:type="dxa"/>
           </w:tcPr>
           <w:p>
-            <w:r>
-              <w:rPr>
-                <w:b/>
-              </w:rPr>
-            </w:r>
+            <w:pPr>
+              <w:spacing w:before="60" w:after="60"/>
+            </w:pPr>
             <w:r>
               <w:rPr>
                 <w:b/>
@@ -528,14 +1502,12 @@
         </w:tc>
         <w:tc>
           <w:tcPr>
-            <w:tcW w:type="dxa" w:w="7443"/>
+            <w:tcW w:w="7443" w:type="dxa"/>
           </w:tcPr>
           <w:p>
-            <w:r>
-              <w:rPr>
-                <w:b/>
-              </w:rPr>
-            </w:r>
+            <w:pPr>
+              <w:spacing w:before="60" w:after="60"/>
+            </w:pPr>
             <w:r>
               <w:rPr>
                 <w:b/>
@@ -548,10 +1520,12 @@
       <w:tr>
         <w:tc>
           <w:tcPr>
-            <w:tcW w:type="dxa" w:w="1917"/>
+            <w:tcW w:w="1917" w:type="dxa"/>
           </w:tcPr>
           <w:p>
-            <w:r/>
+            <w:pPr>
+              <w:spacing w:before="60" w:after="60"/>
+            </w:pPr>
             <w:r>
               <w:t>姓名</w:t>
             </w:r>
@@ -559,10 +1533,12 @@
         </w:tc>
         <w:tc>
           <w:tcPr>
-            <w:tcW w:type="dxa" w:w="7443"/>
+            <w:tcW w:w="7443" w:type="dxa"/>
           </w:tcPr>
           <w:p>
-            <w:r/>
+            <w:pPr>
+              <w:spacing w:before="60" w:after="60"/>
+            </w:pPr>
             <w:r>
               <w:t>按「儲存姓名」即生效</w:t>
             </w:r>
@@ -572,23 +1548,39 @@
       <w:tr>
         <w:tc>
           <w:tcPr>
-            <w:tcW w:type="dxa" w:w="1917"/>
+            <w:tcW w:w="1917" w:type="dxa"/>
           </w:tcPr>
           <w:p>
-            <w:r/>
+            <w:pPr>
+              <w:spacing w:before="60" w:after="60"/>
+            </w:pPr>
             <w:r>
-              <w:t>帳號（Email）</w:t>
+              <w:t>帳號（</w:t>
+            </w:r>
+            <w:r>
+              <w:t>Email</w:t>
+            </w:r>
+            <w:r>
+              <w:t>）</w:t>
             </w:r>
           </w:p>
         </w:tc>
         <w:tc>
           <w:tcPr>
-            <w:tcW w:type="dxa" w:w="7443"/>
+            <w:tcW w:w="7443" w:type="dxa"/>
           </w:tcPr>
           <w:p>
-            <w:r/>
+            <w:pPr>
+              <w:spacing w:before="60" w:after="60"/>
+            </w:pPr>
             <w:r>
-              <w:t>寄驗證信至新 Email，</w:t>
+              <w:t>寄驗證信至新</w:t>
+            </w:r>
+            <w:r>
+              <w:t xml:space="preserve"> Email</w:t>
+            </w:r>
+            <w:r>
+              <w:t>，</w:t>
             </w:r>
             <w:r>
               <w:rPr>
@@ -597,7 +1589,13 @@
               <w:t>點選信中連結後才切換</w:t>
             </w:r>
             <w:r>
-              <w:t>；切換前仍以原 Email 登入</w:t>
+              <w:t>；切換前仍以原</w:t>
+            </w:r>
+            <w:r>
+              <w:t xml:space="preserve"> Email </w:t>
+            </w:r>
+            <w:r>
+              <w:t>登入</w:t>
             </w:r>
           </w:p>
         </w:tc>
@@ -605,10 +1603,12 @@
       <w:tr>
         <w:tc>
           <w:tcPr>
-            <w:tcW w:type="dxa" w:w="1917"/>
+            <w:tcW w:w="1917" w:type="dxa"/>
           </w:tcPr>
           <w:p>
-            <w:r/>
+            <w:pPr>
+              <w:spacing w:before="60" w:after="60"/>
+            </w:pPr>
             <w:r>
               <w:t>密碼</w:t>
             </w:r>
@@ -616,10 +1616,12 @@
         </w:tc>
         <w:tc>
           <w:tcPr>
-            <w:tcW w:type="dxa" w:w="7443"/>
+            <w:tcW w:w="7443" w:type="dxa"/>
           </w:tcPr>
           <w:p>
-            <w:r/>
+            <w:pPr>
+              <w:spacing w:before="60" w:after="60"/>
+            </w:pPr>
             <w:r>
               <w:t>驗證舊密碼後即生效</w:t>
             </w:r>
@@ -631,9 +1633,11 @@
       <w:pPr>
         <w:pStyle w:val="2"/>
       </w:pPr>
+      <w:bookmarkStart w:id="3" w:name="_Toc243386656"/>
       <w:r>
         <w:t>二、進入路徑</w:t>
       </w:r>
+      <w:bookmarkEnd w:id="3"/>
     </w:p>
     <w:p>
       <w:pPr>
@@ -647,46 +1651,271 @@
       <w:pPr>
         <w:pStyle w:val="1"/>
       </w:pPr>
+      <w:bookmarkStart w:id="4" w:name="_Toc243386657"/>
       <w:r>
+        <w:lastRenderedPageBreak/>
         <w:t>貳、操作說明</w:t>
+      </w:r>
+      <w:bookmarkEnd w:id="4"/>
+    </w:p>
+    <w:p>
+      <w:pPr>
+        <w:pStyle w:val="2"/>
+      </w:pPr>
+      <w:bookmarkStart w:id="5" w:name="_Toc243386658"/>
+      <w:r>
+        <w:t>一、畫面與前置設定</w:t>
+      </w:r>
+      <w:bookmarkEnd w:id="5"/>
+    </w:p>
+    <w:p>
+      <w:pPr>
+        <w:ind w:firstLine="482"/>
+      </w:pPr>
+      <w:r>
+        <w:t>畫面由上而下分為「姓名」「帳號（</w:t>
+      </w:r>
+      <w:r>
+        <w:t>Email</w:t>
+      </w:r>
+      <w:r>
+        <w:t>）」「密碼」三張卡片，各自獨立儲存。</w:t>
       </w:r>
     </w:p>
     <w:p>
       <w:pPr>
-        <w:pStyle w:val="2"/>
+        <w:keepNext/>
+        <w:spacing w:before="160" w:after="40"/>
+        <w:jc w:val="center"/>
       </w:pPr>
       <w:r>
-        <w:t>一、畫面與前置設定</w:t>
+        <w:rPr>
+          <w:noProof/>
+        </w:rPr>
+        <w:drawing>
+          <wp:inline distT="0" distB="0" distL="0" distR="0">
+            <wp:extent cx="5580000" cy="2785105"/>
+            <wp:effectExtent l="0" t="0" r="0" b="0"/>
+            <wp:docPr id="1" name="Picture 1"/>
+            <wp:cNvGraphicFramePr>
+              <a:graphicFrameLocks xmlns:a="http://schemas.openxmlformats.org/drawingml/2006/main" noChangeAspect="1"/>
+            </wp:cNvGraphicFramePr>
+            <a:graphic xmlns:a="http://schemas.openxmlformats.org/drawingml/2006/main">
+              <a:graphicData uri="http://schemas.openxmlformats.org/drawingml/2006/picture">
+                <pic:pic xmlns:pic="http://schemas.openxmlformats.org/drawingml/2006/picture">
+                  <pic:nvPicPr>
+                    <pic:cNvPr id="0" name="dp10-01.png"/>
+                    <pic:cNvPicPr/>
+                  </pic:nvPicPr>
+                  <pic:blipFill>
+                    <a:blip r:embed="rId8"/>
+                    <a:stretch>
+                      <a:fillRect/>
+                    </a:stretch>
+                  </pic:blipFill>
+                  <pic:spPr>
+                    <a:xfrm>
+                      <a:off x="0" y="0"/>
+                      <a:ext cx="5580000" cy="2785105"/>
+                    </a:xfrm>
+                    <a:prstGeom prst="rect">
+                      <a:avLst/>
+                    </a:prstGeom>
+                  </pic:spPr>
+                </pic:pic>
+              </a:graphicData>
+            </a:graphic>
+          </wp:inline>
+        </w:drawing>
       </w:r>
     </w:p>
     <w:p>
       <w:pPr>
-        <w:ind w:firstLine="482"/>
+        <w:spacing w:after="160"/>
+        <w:jc w:val="center"/>
       </w:pPr>
       <w:r>
-        <w:t>畫面由上而下分為「姓名」「帳號（Email）」「密碼」三張卡片，各自獨立儲存。</w:t>
+        <w:rPr>
+          <w:color w:val="404040"/>
+          <w:sz w:val="20"/>
+        </w:rPr>
+        <w:t>按頂列右上的姓名進入個人資料維護，由上而下為姓名、帳號（</w:t>
+      </w:r>
+      <w:r>
+        <w:rPr>
+          <w:color w:val="404040"/>
+          <w:sz w:val="20"/>
+        </w:rPr>
+        <w:t>Email</w:t>
+      </w:r>
+      <w:r>
+        <w:rPr>
+          <w:color w:val="404040"/>
+          <w:sz w:val="20"/>
+        </w:rPr>
+        <w:t>）與密碼三張卡片</w:t>
       </w:r>
     </w:p>
     <w:p>
       <w:pPr>
+        <w:pStyle w:val="2"/>
+      </w:pPr>
+      <w:bookmarkStart w:id="6" w:name="_Toc243386659"/>
+      <w:r>
+        <w:t>二、修改姓名</w:t>
+      </w:r>
+      <w:bookmarkEnd w:id="6"/>
+    </w:p>
+    <w:p>
+      <w:pPr>
+        <w:pStyle w:val="af1"/>
+        <w:numPr>
+          <w:ilvl w:val="0"/>
+          <w:numId w:val="1"/>
+        </w:numPr>
+      </w:pPr>
+      <w:r>
+        <w:t>於「姓名」卡片修改姓名</w:t>
+      </w:r>
+    </w:p>
+    <w:p>
+      <w:pPr>
+        <w:pStyle w:val="af1"/>
+        <w:numPr>
+          <w:ilvl w:val="0"/>
+          <w:numId w:val="1"/>
+        </w:numPr>
+      </w:pPr>
+      <w:r>
+        <w:t>按「儲存姓名」</w:t>
+      </w:r>
+    </w:p>
+    <w:p>
+      <w:pPr>
+        <w:ind w:firstLine="482"/>
+      </w:pPr>
+      <w:r>
+        <w:t>畫面顯示「姓名已更新」，頂列右上的姓名隨即更新。教育訓練與文件管理各作業中顯示的人員姓名（例如課程建立者、文件撰寫者）一併改為新姓名。</w:t>
+      </w:r>
+    </w:p>
+    <w:p>
+      <w:pPr>
+        <w:pStyle w:val="2"/>
+      </w:pPr>
+      <w:bookmarkStart w:id="7" w:name="_Toc243386660"/>
+      <w:r>
+        <w:t>三、變更帳號（</w:t>
+      </w:r>
+      <w:r>
+        <w:t>Email</w:t>
+      </w:r>
+      <w:r>
+        <w:t>）</w:t>
+      </w:r>
+      <w:bookmarkEnd w:id="7"/>
+    </w:p>
+    <w:p>
+      <w:pPr>
+        <w:keepNext/>
+        <w:ind w:firstLine="482"/>
+      </w:pPr>
+      <w:r>
+        <w:t>帳號即登入用的</w:t>
+      </w:r>
+      <w:r>
+        <w:t xml:space="preserve"> Email</w:t>
+      </w:r>
+      <w:r>
+        <w:t>，也是密碼重設信與各類通知的收件信箱。為確認新信箱確實可收信，變更須經過驗證：</w:t>
+      </w:r>
+    </w:p>
+    <w:p>
+      <w:pPr>
+        <w:pStyle w:val="af1"/>
+        <w:numPr>
+          <w:ilvl w:val="0"/>
+          <w:numId w:val="2"/>
+        </w:numPr>
+      </w:pPr>
+      <w:r>
+        <w:t>於「變更為新</w:t>
+      </w:r>
+      <w:r>
+        <w:t xml:space="preserve"> Email</w:t>
+      </w:r>
+      <w:r>
+        <w:t>」輸入新的</w:t>
+      </w:r>
+      <w:r>
+        <w:t xml:space="preserve"> Email</w:t>
+      </w:r>
+    </w:p>
+    <w:p>
+      <w:pPr>
+        <w:pStyle w:val="af1"/>
+        <w:numPr>
+          <w:ilvl w:val="0"/>
+          <w:numId w:val="2"/>
+        </w:numPr>
+      </w:pPr>
+      <w:r>
+        <w:t>按「寄驗證信」，畫面顯示「驗證信已寄至新</w:t>
+      </w:r>
+      <w:r>
+        <w:t xml:space="preserve"> Email</w:t>
+      </w:r>
+      <w:r>
+        <w:t>，請於效期內完成驗證；驗證前原</w:t>
+      </w:r>
+      <w:r>
+        <w:t xml:space="preserve"> Email </w:t>
+      </w:r>
+      <w:r>
+        <w:t>仍可登入」</w:t>
+      </w:r>
+    </w:p>
+    <w:p>
+      <w:pPr>
+        <w:pStyle w:val="af1"/>
+        <w:numPr>
+          <w:ilvl w:val="0"/>
+          <w:numId w:val="2"/>
+        </w:numPr>
+      </w:pPr>
+      <w:r>
+        <w:t>卡片中出現「變更審核中：（新</w:t>
+      </w:r>
+      <w:r>
+        <w:t xml:space="preserve"> Email</w:t>
+      </w:r>
+      <w:r>
+        <w:t>）」，提示尚待驗證</w:t>
+      </w:r>
+    </w:p>
+    <w:p>
+      <w:pPr>
         <w:keepNext/>
         <w:spacing w:before="160" w:after="40"/>
-        <w:ind w:left="0" w:firstLine="0"/>
         <w:jc w:val="center"/>
       </w:pPr>
       <w:r>
+        <w:rPr>
+          <w:noProof/>
+        </w:rPr>
+        <w:lastRenderedPageBreak/>
         <w:drawing>
-          <wp:inline xmlns:a="http://schemas.openxmlformats.org/drawingml/2006/main" xmlns:pic="http://schemas.openxmlformats.org/drawingml/2006/picture">
-            <wp:extent cx="5580000" cy="2785105"/>
-            <wp:docPr id="1" name="Picture 1"/>
+          <wp:inline distT="0" distB="0" distL="0" distR="0">
+            <wp:extent cx="5188421" cy="1262842"/>
+            <wp:effectExtent l="0" t="0" r="0" b="0"/>
+            <wp:docPr id="2" name="Picture 2"/>
             <wp:cNvGraphicFramePr>
-              <a:graphicFrameLocks noChangeAspect="1"/>
+              <a:graphicFrameLocks xmlns:a="http://schemas.openxmlformats.org/drawingml/2006/main" noChangeAspect="1"/>
             </wp:cNvGraphicFramePr>
-            <a:graphic>
+            <a:graphic xmlns:a="http://schemas.openxmlformats.org/drawingml/2006/main">
               <a:graphicData uri="http://schemas.openxmlformats.org/drawingml/2006/picture">
-                <pic:pic>
+                <pic:pic xmlns:pic="http://schemas.openxmlformats.org/drawingml/2006/picture">
                   <pic:nvPicPr>
-                    <pic:cNvPr id="0" name="dp10-01.png"/>
+                    <pic:cNvPr id="0" name="dp10-03.png"/>
                     <pic:cNvPicPr/>
                   </pic:nvPicPr>
                   <pic:blipFill>
@@ -698,9 +1927,11 @@
                   <pic:spPr>
                     <a:xfrm>
                       <a:off x="0" y="0"/>
-                      <a:ext cx="5580000" cy="2785105"/>
+                      <a:ext cx="5188421" cy="1262842"/>
                     </a:xfrm>
-                    <a:prstGeom prst="rect"/>
+                    <a:prstGeom prst="rect">
+                      <a:avLst/>
+                    </a:prstGeom>
                   </pic:spPr>
                 </pic:pic>
               </a:graphicData>
@@ -712,7 +1943,6 @@
     <w:p>
       <w:pPr>
         <w:spacing w:after="160"/>
-        <w:ind w:firstLine="0"/>
         <w:jc w:val="center"/>
       </w:pPr>
       <w:r>
@@ -720,155 +1950,35 @@
           <w:color w:val="404040"/>
           <w:sz w:val="20"/>
         </w:rPr>
-        <w:t>按頂列右上的姓名進入個人資料維護，由上而下為姓名、帳號（Email）與密碼三張卡片</w:t>
+        <w:t>按「寄驗證信」後，卡片出現「變更審核中」與新</w:t>
       </w:r>
-    </w:p>
-    <w:p>
-      <w:pPr>
-        <w:pStyle w:val="2"/>
-      </w:pPr>
-      <w:r>
-        <w:t>二、修改姓名</w:t>
-      </w:r>
-    </w:p>
-    <w:p>
-      <w:pPr>
-        <w:pStyle w:val="af1"/>
-        <w:numPr>
-          <w:ilvl w:val="0"/>
-          <w:numId w:val="1"/>
-        </w:numPr>
-      </w:pPr>
-      <w:r>
-        <w:t>於「姓名」卡片修改姓名</w:t>
-      </w:r>
-    </w:p>
-    <w:p>
-      <w:pPr>
-        <w:pStyle w:val="af1"/>
-        <w:numPr>
-          <w:ilvl w:val="0"/>
-          <w:numId w:val="1"/>
-        </w:numPr>
-      </w:pPr>
-      <w:r>
-        <w:t>按「儲存姓名」</w:t>
-      </w:r>
-    </w:p>
-    <w:p>
-      <w:pPr>
-        <w:ind w:firstLine="482"/>
-      </w:pPr>
-      <w:r>
-        <w:t>畫面顯示「姓名已更新」，頂列右上的姓名隨即更新。教育訓練與文件管理各作業中顯示的人員姓名（例如課程建立者、文件撰寫者）一併改為新姓名。</w:t>
-      </w:r>
-    </w:p>
-    <w:p>
-      <w:pPr>
-        <w:pStyle w:val="2"/>
-      </w:pPr>
-      <w:r>
-        <w:t>三、變更帳號（Email）</w:t>
-      </w:r>
-    </w:p>
-    <w:p>
-      <w:pPr>
-        <w:ind w:firstLine="482"/>
-      </w:pPr>
-      <w:r>
-        <w:t>帳號即登入用的 Email，也是密碼重設信與各類通知的收件信箱。為確認新信箱確實可收信，變更須經過驗證：</w:t>
-      </w:r>
-    </w:p>
-    <w:p>
-      <w:pPr>
-        <w:pStyle w:val="af1"/>
-        <w:numPr>
-          <w:ilvl w:val="0"/>
-          <w:numId w:val="2"/>
-        </w:numPr>
-      </w:pPr>
-      <w:r>
-        <w:t>於「變更為新 Email」輸入新的 Email</w:t>
-      </w:r>
-    </w:p>
-    <w:p>
-      <w:pPr>
-        <w:pStyle w:val="af1"/>
-        <w:numPr>
-          <w:ilvl w:val="0"/>
-          <w:numId w:val="2"/>
-        </w:numPr>
-      </w:pPr>
-      <w:r>
-        <w:t>按「寄驗證信」，畫面顯示「驗證信已寄至新 Email，請於效期內完成驗證；驗證前原 Email 仍可登入」</w:t>
-      </w:r>
-    </w:p>
-    <w:p>
-      <w:pPr>
-        <w:pStyle w:val="af1"/>
-        <w:numPr>
-          <w:ilvl w:val="0"/>
-          <w:numId w:val="2"/>
-        </w:numPr>
-      </w:pPr>
-      <w:r>
-        <w:t>卡片中出現「變更審核中：（新 Email）」，提示尚待驗證</w:t>
-      </w:r>
-    </w:p>
-    <w:p>
-      <w:pPr>
-        <w:keepNext/>
-        <w:spacing w:before="160" w:after="40"/>
-        <w:ind w:left="0" w:firstLine="0"/>
-        <w:jc w:val="center"/>
-      </w:pPr>
-      <w:r>
-        <w:drawing>
-          <wp:inline xmlns:a="http://schemas.openxmlformats.org/drawingml/2006/main" xmlns:pic="http://schemas.openxmlformats.org/drawingml/2006/picture">
-            <wp:extent cx="5580000" cy="1358151"/>
-            <wp:docPr id="2" name="Picture 2"/>
-            <wp:cNvGraphicFramePr>
-              <a:graphicFrameLocks noChangeAspect="1"/>
-            </wp:cNvGraphicFramePr>
-            <a:graphic>
-              <a:graphicData uri="http://schemas.openxmlformats.org/drawingml/2006/picture">
-                <pic:pic>
-                  <pic:nvPicPr>
-                    <pic:cNvPr id="0" name="dp10-03.png"/>
-                    <pic:cNvPicPr/>
-                  </pic:nvPicPr>
-                  <pic:blipFill>
-                    <a:blip r:embed="rId10"/>
-                    <a:stretch>
-                      <a:fillRect/>
-                    </a:stretch>
-                  </pic:blipFill>
-                  <pic:spPr>
-                    <a:xfrm>
-                      <a:off x="0" y="0"/>
-                      <a:ext cx="5580000" cy="1358151"/>
-                    </a:xfrm>
-                    <a:prstGeom prst="rect"/>
-                  </pic:spPr>
-                </pic:pic>
-              </a:graphicData>
-            </a:graphic>
-          </wp:inline>
-        </w:drawing>
-      </w:r>
-    </w:p>
-    <w:p>
-      <w:pPr>
-        <w:spacing w:after="160"/>
-        <w:ind w:firstLine="0"/>
-        <w:jc w:val="center"/>
-      </w:pPr>
       <w:r>
         <w:rPr>
           <w:color w:val="404040"/>
           <w:sz w:val="20"/>
         </w:rPr>
-        <w:t>按「寄驗證信」後，卡片出現「變更審核中」與新 Email，「寄驗證信」按鈕開始 10 分鐘倒數</w:t>
+        <w:t xml:space="preserve"> Email</w:t>
+      </w:r>
+      <w:r>
+        <w:rPr>
+          <w:color w:val="404040"/>
+          <w:sz w:val="20"/>
+        </w:rPr>
+        <w:t>，「寄驗證信」按鈕開始</w:t>
+      </w:r>
+      <w:r>
+        <w:rPr>
+          <w:color w:val="404040"/>
+          <w:sz w:val="20"/>
+        </w:rPr>
+        <w:t xml:space="preserve"> 10 </w:t>
+      </w:r>
+      <w:r>
+        <w:rPr>
+          <w:color w:val="404040"/>
+          <w:sz w:val="20"/>
+        </w:rPr>
+        <w:t>分鐘倒數</w:t>
       </w:r>
     </w:p>
     <w:p>
@@ -889,13 +1999,22 @@
         <w:t>新信箱</w:t>
       </w:r>
       <w:r>
-        <w:t xml:space="preserve">開啟驗證信，於 </w:t>
+        <w:t>開啟驗證信，於</w:t>
+      </w:r>
+      <w:r>
+        <w:t xml:space="preserve"> </w:t>
       </w:r>
       <w:r>
         <w:rPr>
           <w:b/>
         </w:rPr>
-        <w:t>30 分鐘內</w:t>
+        <w:t xml:space="preserve">30 </w:t>
+      </w:r>
+      <w:r>
+        <w:rPr>
+          <w:b/>
+        </w:rPr>
+        <w:t>分鐘內</w:t>
       </w:r>
       <w:r>
         <w:t>點選信中的連結</w:t>
@@ -910,7 +2029,28 @@
         </w:numPr>
       </w:pPr>
       <w:r>
-        <w:t>連結開啟後自動完成驗證，顯示「Email 已變更，請以新 Email 登入。」，按「前往登入」以新 Email 登入</w:t>
+        <w:t>連結開啟</w:t>
+      </w:r>
+      <w:r>
+        <w:t>後自動完成驗證，顯示「</w:t>
+      </w:r>
+      <w:r>
+        <w:t xml:space="preserve">Email </w:t>
+      </w:r>
+      <w:r>
+        <w:t>已變更，請以新</w:t>
+      </w:r>
+      <w:r>
+        <w:t xml:space="preserve"> Email </w:t>
+      </w:r>
+      <w:r>
+        <w:t>登入。」，按「前往登入」以新</w:t>
+      </w:r>
+      <w:r>
+        <w:t xml:space="preserve"> Email </w:t>
+      </w:r>
+      <w:r>
+        <w:t>登入</w:t>
       </w:r>
     </w:p>
     <w:p>
@@ -924,7 +2064,19 @@
         <w:rPr>
           <w:b/>
         </w:rPr>
-        <w:t>原 Email 仍是登入帳號</w:t>
+        <w:t>原</w:t>
+      </w:r>
+      <w:r>
+        <w:rPr>
+          <w:b/>
+        </w:rPr>
+        <w:t xml:space="preserve"> Email </w:t>
+      </w:r>
+      <w:r>
+        <w:rPr>
+          <w:b/>
+        </w:rPr>
+        <w:t>仍是登入帳號</w:t>
       </w:r>
       <w:r>
         <w:t>，通知信也仍寄到原信箱。</w:t>
@@ -935,7 +2087,7 @@
         <w:pStyle w:val="af0"/>
         <w:numPr>
           <w:ilvl w:val="0"/>
-          <w:numId w:val="900"/>
+          <w:numId w:val="37"/>
         </w:numPr>
       </w:pPr>
       <w:r>
@@ -945,7 +2097,19 @@
         <w:rPr>
           <w:b/>
         </w:rPr>
-        <w:t>每 10 分鐘只能按一次</w:t>
+        <w:t>每</w:t>
+      </w:r>
+      <w:r>
+        <w:rPr>
+          <w:b/>
+        </w:rPr>
+        <w:t xml:space="preserve"> 10 </w:t>
+      </w:r>
+      <w:r>
+        <w:rPr>
+          <w:b/>
+        </w:rPr>
+        <w:t>分鐘只能按一次</w:t>
       </w:r>
       <w:r>
         <w:t>，冷卻期間按鈕顯示剩餘時間</w:t>
@@ -956,7 +2120,7 @@
         <w:pStyle w:val="af0"/>
         <w:numPr>
           <w:ilvl w:val="0"/>
-          <w:numId w:val="900"/>
+          <w:numId w:val="37"/>
         </w:numPr>
       </w:pPr>
       <w:r>
@@ -977,20 +2141,34 @@
         <w:pStyle w:val="af0"/>
         <w:numPr>
           <w:ilvl w:val="0"/>
-          <w:numId w:val="900"/>
+          <w:numId w:val="37"/>
         </w:numPr>
       </w:pPr>
       <w:r>
-        <w:t>超過 30 分鐘未點連結，本次變更作廢，原 Email 照常使用；需要時重新申請即可</w:t>
+        <w:t>超過</w:t>
+      </w:r>
+      <w:r>
+        <w:t xml:space="preserve"> 30 </w:t>
+      </w:r>
+      <w:r>
+        <w:t>分鐘未點連結，本次變更作廢，原</w:t>
+      </w:r>
+      <w:r>
+        <w:t xml:space="preserve"> Email </w:t>
+      </w:r>
+      <w:r>
+        <w:t>照常使用；需要時重新申請即可</w:t>
       </w:r>
     </w:p>
     <w:p>
       <w:pPr>
         <w:pStyle w:val="2"/>
       </w:pPr>
+      <w:bookmarkStart w:id="8" w:name="_Toc243386661"/>
       <w:r>
         <w:t>四、變更密碼</w:t>
       </w:r>
+      <w:bookmarkEnd w:id="8"/>
     </w:p>
     <w:p>
       <w:pPr>
@@ -1032,26 +2210,29 @@
       <w:pPr>
         <w:keepNext/>
         <w:spacing w:before="160" w:after="40"/>
-        <w:ind w:left="0" w:firstLine="0"/>
         <w:jc w:val="center"/>
       </w:pPr>
       <w:r>
+        <w:rPr>
+          <w:noProof/>
+        </w:rPr>
         <w:drawing>
-          <wp:inline xmlns:a="http://schemas.openxmlformats.org/drawingml/2006/main" xmlns:pic="http://schemas.openxmlformats.org/drawingml/2006/picture">
-            <wp:extent cx="5580000" cy="4775676"/>
+          <wp:inline distT="0" distB="0" distL="0" distR="0">
+            <wp:extent cx="2173263" cy="1860000"/>
+            <wp:effectExtent l="0" t="0" r="0" b="0"/>
             <wp:docPr id="3" name="Picture 3"/>
             <wp:cNvGraphicFramePr>
-              <a:graphicFrameLocks noChangeAspect="1"/>
+              <a:graphicFrameLocks xmlns:a="http://schemas.openxmlformats.org/drawingml/2006/main" noChangeAspect="1"/>
             </wp:cNvGraphicFramePr>
-            <a:graphic>
+            <a:graphic xmlns:a="http://schemas.openxmlformats.org/drawingml/2006/main">
               <a:graphicData uri="http://schemas.openxmlformats.org/drawingml/2006/picture">
-                <pic:pic>
+                <pic:pic xmlns:pic="http://schemas.openxmlformats.org/drawingml/2006/picture">
                   <pic:nvPicPr>
                     <pic:cNvPr id="0" name="dp10-02.png"/>
                     <pic:cNvPicPr/>
                   </pic:nvPicPr>
                   <pic:blipFill>
-                    <a:blip r:embed="rId11"/>
+                    <a:blip r:embed="rId10"/>
                     <a:stretch>
                       <a:fillRect/>
                     </a:stretch>
@@ -1059,9 +2240,11 @@
                   <pic:spPr>
                     <a:xfrm>
                       <a:off x="0" y="0"/>
-                      <a:ext cx="5580000" cy="4775676"/>
+                      <a:ext cx="2173263" cy="1860000"/>
                     </a:xfrm>
-                    <a:prstGeom prst="rect"/>
+                    <a:prstGeom prst="rect">
+                      <a:avLst/>
+                    </a:prstGeom>
                   </pic:spPr>
                 </pic:pic>
               </a:graphicData>
@@ -1073,7 +2256,6 @@
     <w:p>
       <w:pPr>
         <w:spacing w:after="160"/>
-        <w:ind w:firstLine="0"/>
         <w:jc w:val="center"/>
       </w:pPr>
       <w:r>
@@ -1094,6 +2276,7 @@
     </w:p>
     <w:p>
       <w:pPr>
+        <w:keepNext/>
         <w:ind w:firstLine="482"/>
       </w:pPr>
       <w:r>
@@ -1103,27 +2286,24 @@
     <w:tbl>
       <w:tblPr>
         <w:tblStyle w:val="aff2"/>
-        <w:tblW w:type="auto" w:w="0"/>
+        <w:tblW w:w="0" w:type="auto"/>
         <w:tblLayout w:type="fixed"/>
-        <w:tblLook w:firstColumn="1" w:firstRow="1" w:lastColumn="0" w:lastRow="0" w:noHBand="0" w:noVBand="1" w:val="04A0"/>
-        <w:tblLayout w:type="fixed"/>
+        <w:tblLook w:val="04A0" w:firstRow="1" w:lastRow="0" w:firstColumn="1" w:lastColumn="0" w:noHBand="0" w:noVBand="1"/>
       </w:tblPr>
       <w:tblGrid>
-        <w:gridCol w:w="3120"/>
-        <w:gridCol w:w="3120"/>
-        <w:gridCol w:w="3120"/>
+        <w:gridCol w:w="1267"/>
+        <w:gridCol w:w="4391"/>
+        <w:gridCol w:w="3703"/>
       </w:tblGrid>
       <w:tr>
         <w:tc>
           <w:tcPr>
-            <w:tcW w:type="dxa" w:w="1267"/>
+            <w:tcW w:w="1267" w:type="dxa"/>
           </w:tcPr>
           <w:p>
-            <w:r>
-              <w:rPr>
-                <w:b/>
-              </w:rPr>
-            </w:r>
+            <w:pPr>
+              <w:spacing w:before="60" w:after="60"/>
+            </w:pPr>
             <w:r>
               <w:rPr>
                 <w:b/>
@@ -1134,14 +2314,12 @@
         </w:tc>
         <w:tc>
           <w:tcPr>
-            <w:tcW w:type="dxa" w:w="4391"/>
+            <w:tcW w:w="4391" w:type="dxa"/>
           </w:tcPr>
           <w:p>
-            <w:r>
-              <w:rPr>
-                <w:b/>
-              </w:rPr>
-            </w:r>
+            <w:pPr>
+              <w:spacing w:before="60" w:after="60"/>
+            </w:pPr>
             <w:r>
               <w:rPr>
                 <w:b/>
@@ -1152,14 +2330,12 @@
         </w:tc>
         <w:tc>
           <w:tcPr>
-            <w:tcW w:type="dxa" w:w="3703"/>
+            <w:tcW w:w="3703" w:type="dxa"/>
           </w:tcPr>
           <w:p>
-            <w:r>
-              <w:rPr>
-                <w:b/>
-              </w:rPr>
-            </w:r>
+            <w:pPr>
+              <w:spacing w:before="60" w:after="60"/>
+            </w:pPr>
             <w:r>
               <w:rPr>
                 <w:b/>
@@ -1172,10 +2348,12 @@
       <w:tr>
         <w:tc>
           <w:tcPr>
-            <w:tcW w:type="dxa" w:w="1267"/>
+            <w:tcW w:w="1267" w:type="dxa"/>
           </w:tcPr>
           <w:p>
-            <w:r/>
+            <w:pPr>
+              <w:spacing w:before="60" w:after="60"/>
+            </w:pPr>
             <w:r>
               <w:t>最短長度</w:t>
             </w:r>
@@ -1183,26 +2361,39 @@
         </w:tc>
         <w:tc>
           <w:tcPr>
-            <w:tcW w:type="dxa" w:w="4391"/>
+            <w:tcW w:w="4391" w:type="dxa"/>
           </w:tcPr>
           <w:p>
-            <w:r/>
+            <w:pPr>
+              <w:spacing w:before="60" w:after="60"/>
+            </w:pPr>
             <w:r>
-              <w:t>8 字元</w:t>
+              <w:t xml:space="preserve">8 </w:t>
+            </w:r>
+            <w:r>
+              <w:t>字元</w:t>
             </w:r>
           </w:p>
         </w:tc>
         <w:tc>
           <w:tcPr>
-            <w:tcW w:type="dxa" w:w="3703"/>
+            <w:tcW w:w="3703" w:type="dxa"/>
           </w:tcPr>
           <w:p>
-            <w:r/>
+            <w:pPr>
+              <w:spacing w:before="60" w:after="60"/>
+            </w:pPr>
             <w:r>
               <w:rPr>
                 <w:b/>
               </w:rPr>
-              <w:t>12 字元</w:t>
+              <w:t xml:space="preserve">12 </w:t>
+            </w:r>
+            <w:r>
+              <w:rPr>
+                <w:b/>
+              </w:rPr>
+              <w:t>字元</w:t>
             </w:r>
           </w:p>
         </w:tc>
@@ -1210,10 +2401,12 @@
       <w:tr>
         <w:tc>
           <w:tcPr>
-            <w:tcW w:type="dxa" w:w="1267"/>
+            <w:tcW w:w="1267" w:type="dxa"/>
           </w:tcPr>
           <w:p>
-            <w:r/>
+            <w:pPr>
+              <w:spacing w:before="60" w:after="60"/>
+            </w:pPr>
             <w:r>
               <w:t>字元種類</w:t>
             </w:r>
@@ -1221,21 +2414,31 @@
         </w:tc>
         <w:tc>
           <w:tcPr>
-            <w:tcW w:type="dxa" w:w="4391"/>
+            <w:tcW w:w="4391" w:type="dxa"/>
           </w:tcPr>
           <w:p>
-            <w:r/>
+            <w:pPr>
+              <w:spacing w:before="60" w:after="60"/>
+            </w:pPr>
             <w:r>
-              <w:t>大寫英文、小寫英文、數字、特殊符號中至少 3 種</w:t>
+              <w:t>大寫英文、小寫英文、數字、特殊符號中至少</w:t>
+            </w:r>
+            <w:r>
+              <w:t xml:space="preserve"> 3 </w:t>
+            </w:r>
+            <w:r>
+              <w:t>種</w:t>
             </w:r>
           </w:p>
         </w:tc>
         <w:tc>
           <w:tcPr>
-            <w:tcW w:type="dxa" w:w="3703"/>
+            <w:tcW w:w="3703" w:type="dxa"/>
           </w:tcPr>
           <w:p>
-            <w:r/>
+            <w:pPr>
+              <w:spacing w:before="60" w:after="60"/>
+            </w:pPr>
             <w:r>
               <w:t>同左</w:t>
             </w:r>
@@ -1245,32 +2448,45 @@
       <w:tr>
         <w:tc>
           <w:tcPr>
-            <w:tcW w:type="dxa" w:w="1267"/>
+            <w:tcW w:w="1267" w:type="dxa"/>
           </w:tcPr>
           <w:p>
-            <w:r/>
+            <w:pPr>
+              <w:spacing w:before="60" w:after="60"/>
+            </w:pPr>
             <w:r>
+              <w:lastRenderedPageBreak/>
               <w:t>重複使用</w:t>
             </w:r>
           </w:p>
         </w:tc>
         <w:tc>
           <w:tcPr>
-            <w:tcW w:type="dxa" w:w="4391"/>
+            <w:tcW w:w="4391" w:type="dxa"/>
           </w:tcPr>
           <w:p>
-            <w:r/>
+            <w:pPr>
+              <w:spacing w:before="60" w:after="60"/>
+            </w:pPr>
             <w:r>
-              <w:t>不可與最近 3 次使用過的密碼相同</w:t>
+              <w:t>不可與最近</w:t>
+            </w:r>
+            <w:r>
+              <w:t xml:space="preserve"> 3 </w:t>
+            </w:r>
+            <w:r>
+              <w:t>次使用過的密碼相同</w:t>
             </w:r>
           </w:p>
         </w:tc>
         <w:tc>
           <w:tcPr>
-            <w:tcW w:type="dxa" w:w="3703"/>
+            <w:tcW w:w="3703" w:type="dxa"/>
           </w:tcPr>
           <w:p>
-            <w:r/>
+            <w:pPr>
+              <w:spacing w:before="60" w:after="60"/>
+            </w:pPr>
             <w:r>
               <w:t>同左</w:t>
             </w:r>
@@ -1281,7 +2497,7 @@
     <w:p>
       <w:pPr>
         <w:spacing w:before="80" w:after="80"/>
-        <w:ind w:left="283" w:firstLine="0"/>
+        <w:ind w:left="283"/>
       </w:pPr>
       <w:r>
         <w:t>重要：</w:t>
@@ -1290,10 +2506,37 @@
         <w:rPr>
           <w:b/>
         </w:rPr>
-        <w:t>具管理者角色者，新密碼至少需 12 字元</w:t>
+        <w:t>具管理者角色者，新密碼至少需</w:t>
       </w:r>
       <w:r>
-        <w:t>。管理者帳號權限較高，故長度要求較嚴；該要求於本頁變更密碼、密碼到期時的變更（見 DP07 使用者登入／登出），以及忘記密碼後的重設（見 DP09 忘記密碼）皆套用，欄位下方的規則提示會依本人身分顯示；被授予管理者角色當下不需立即變更。</w:t>
+        <w:rPr>
+          <w:b/>
+        </w:rPr>
+        <w:t xml:space="preserve"> 12 </w:t>
+      </w:r>
+      <w:r>
+        <w:rPr>
+          <w:b/>
+        </w:rPr>
+        <w:t>字元</w:t>
+      </w:r>
+      <w:r>
+        <w:t>。管理者帳號權限較高，故長度要求較嚴；該要求於本頁變更密碼、密碼到期時的變更（見</w:t>
+      </w:r>
+      <w:r>
+        <w:t xml:space="preserve"> DP07 </w:t>
+      </w:r>
+      <w:r>
+        <w:t>使用者登入／登出），以及忘記密碼</w:t>
+      </w:r>
+      <w:r>
+        <w:t>後的重設（見</w:t>
+      </w:r>
+      <w:r>
+        <w:t xml:space="preserve"> DP09 </w:t>
+      </w:r>
+      <w:r>
+        <w:t>忘記密碼）皆套用，欄位下方的規則提示會依本人身分顯示；被授予管理者角色當下不需立即變更。</w:t>
       </w:r>
     </w:p>
     <w:p>
@@ -1307,51 +2550,83 @@
         <w:rPr>
           <w:b/>
         </w:rPr>
-        <w:t>每 90 天須變更一次</w:t>
+        <w:t>每</w:t>
       </w:r>
       <w:r>
-        <w:t>。到期前 7 天起系統每日寄 Email 提醒，可提前於本頁變更；到期後登入時會先要求變更才能繼續使用，見 DP07 使用者登入／登出。</w:t>
+        <w:rPr>
+          <w:b/>
+        </w:rPr>
+        <w:t xml:space="preserve"> 90 </w:t>
+      </w:r>
+      <w:r>
+        <w:rPr>
+          <w:b/>
+        </w:rPr>
+        <w:t>天須變更一次</w:t>
+      </w:r>
+      <w:r>
+        <w:t>。到期前</w:t>
+      </w:r>
+      <w:r>
+        <w:t xml:space="preserve"> 7 </w:t>
+      </w:r>
+      <w:r>
+        <w:t>天起系統每日寄</w:t>
+      </w:r>
+      <w:r>
+        <w:t xml:space="preserve"> Email </w:t>
+      </w:r>
+      <w:r>
+        <w:t>提醒，可提前於本頁變更；到期後登入時會先要求變更才能繼續使用，見</w:t>
+      </w:r>
+      <w:r>
+        <w:t xml:space="preserve"> DP07 </w:t>
+      </w:r>
+      <w:r>
+        <w:t>使用者登入／登出。</w:t>
       </w:r>
     </w:p>
     <w:p>
       <w:pPr>
         <w:pStyle w:val="1"/>
       </w:pPr>
+      <w:bookmarkStart w:id="9" w:name="_Toc243386662"/>
       <w:r>
+        <w:lastRenderedPageBreak/>
         <w:t>參、常見訊息與處置</w:t>
       </w:r>
+      <w:bookmarkEnd w:id="9"/>
     </w:p>
     <w:p>
       <w:pPr>
         <w:pStyle w:val="2"/>
       </w:pPr>
+      <w:bookmarkStart w:id="10" w:name="_Toc243386663"/>
       <w:r>
         <w:t>一、被擋下（動作沒有完成）</w:t>
       </w:r>
+      <w:bookmarkEnd w:id="10"/>
     </w:p>
     <w:tbl>
       <w:tblPr>
         <w:tblStyle w:val="aff2"/>
-        <w:tblW w:type="auto" w:w="0"/>
+        <w:tblW w:w="0" w:type="auto"/>
         <w:tblLayout w:type="fixed"/>
-        <w:tblLook w:firstColumn="1" w:firstRow="1" w:lastColumn="0" w:lastRow="0" w:noHBand="0" w:noVBand="1" w:val="04A0"/>
-        <w:tblLayout w:type="fixed"/>
+        <w:tblLook w:val="04A0" w:firstRow="1" w:lastRow="0" w:firstColumn="1" w:lastColumn="0" w:noHBand="0" w:noVBand="1"/>
       </w:tblPr>
       <w:tblGrid>
-        <w:gridCol w:w="4680"/>
-        <w:gridCol w:w="4680"/>
+        <w:gridCol w:w="3736"/>
+        <w:gridCol w:w="5624"/>
       </w:tblGrid>
       <w:tr>
         <w:tc>
           <w:tcPr>
-            <w:tcW w:type="dxa" w:w="3736"/>
+            <w:tcW w:w="3736" w:type="dxa"/>
           </w:tcPr>
           <w:p>
-            <w:r>
-              <w:rPr>
-                <w:b/>
-              </w:rPr>
-            </w:r>
+            <w:pPr>
+              <w:spacing w:before="60" w:after="60"/>
+            </w:pPr>
             <w:r>
               <w:rPr>
                 <w:b/>
@@ -1362,14 +2637,12 @@
         </w:tc>
         <w:tc>
           <w:tcPr>
-            <w:tcW w:type="dxa" w:w="5624"/>
+            <w:tcW w:w="5624" w:type="dxa"/>
           </w:tcPr>
           <w:p>
-            <w:r>
-              <w:rPr>
-                <w:b/>
-              </w:rPr>
-            </w:r>
+            <w:pPr>
+              <w:spacing w:before="60" w:after="60"/>
+            </w:pPr>
             <w:r>
               <w:rPr>
                 <w:b/>
@@ -1382,23 +2655,42 @@
       <w:tr>
         <w:tc>
           <w:tcPr>
-            <w:tcW w:type="dxa" w:w="3736"/>
+            <w:tcW w:w="3736" w:type="dxa"/>
           </w:tcPr>
           <w:p>
-            <w:r/>
+            <w:pPr>
+              <w:spacing w:before="60" w:after="60"/>
+            </w:pPr>
             <w:r>
-              <w:t>「此 Email 已被使用」</w:t>
+              <w:t>「此</w:t>
+            </w:r>
+            <w:r>
+              <w:t xml:space="preserve"> Email </w:t>
+            </w:r>
+            <w:r>
+              <w:t>已被使用」</w:t>
             </w:r>
           </w:p>
         </w:tc>
         <w:tc>
           <w:tcPr>
-            <w:tcW w:type="dxa" w:w="5624"/>
+            <w:tcW w:w="5624" w:type="dxa"/>
           </w:tcPr>
           <w:p>
-            <w:r/>
+            <w:pPr>
+              <w:spacing w:before="60" w:after="60"/>
+            </w:pPr>
             <w:r>
-              <w:t>新 Email 已是其他帳號的登入帳號，請改用其他 Email</w:t>
+              <w:t>新</w:t>
+            </w:r>
+            <w:r>
+              <w:t xml:space="preserve"> Email </w:t>
+            </w:r>
+            <w:r>
+              <w:t>已是其他帳號的登入帳號，請改用其他</w:t>
+            </w:r>
+            <w:r>
+              <w:t xml:space="preserve"> Email</w:t>
             </w:r>
           </w:p>
         </w:tc>
@@ -1406,10 +2698,12 @@
       <w:tr>
         <w:tc>
           <w:tcPr>
-            <w:tcW w:type="dxa" w:w="3736"/>
+            <w:tcW w:w="3736" w:type="dxa"/>
           </w:tcPr>
           <w:p>
-            <w:r/>
+            <w:pPr>
+              <w:spacing w:before="60" w:after="60"/>
+            </w:pPr>
             <w:r>
               <w:t>「操作過於頻繁，請稍後再試」</w:t>
             </w:r>
@@ -1417,12 +2711,17 @@
         </w:tc>
         <w:tc>
           <w:tcPr>
-            <w:tcW w:type="dxa" w:w="5624"/>
+            <w:tcW w:w="5624" w:type="dxa"/>
           </w:tcPr>
           <w:p>
-            <w:r/>
+            <w:pPr>
+              <w:spacing w:before="60" w:after="60"/>
+            </w:pPr>
             <w:r>
-              <w:t>10 分鐘內已寄過驗證信，請先至新信箱找最近寄出的那封，或等候按鈕倒數結束</w:t>
+              <w:t xml:space="preserve">10 </w:t>
+            </w:r>
+            <w:r>
+              <w:t>分鐘內已寄過驗證信，請先至新信箱找最近寄出的那封，或等候按鈕倒數結束</w:t>
             </w:r>
           </w:p>
         </w:tc>
@@ -1430,10 +2729,12 @@
       <w:tr>
         <w:tc>
           <w:tcPr>
-            <w:tcW w:type="dxa" w:w="3736"/>
+            <w:tcW w:w="3736" w:type="dxa"/>
           </w:tcPr>
           <w:p>
-            <w:r/>
+            <w:pPr>
+              <w:spacing w:before="60" w:after="60"/>
+            </w:pPr>
             <w:r>
               <w:t>「舊密碼不正確」</w:t>
             </w:r>
@@ -1441,10 +2742,12 @@
         </w:tc>
         <w:tc>
           <w:tcPr>
-            <w:tcW w:type="dxa" w:w="5624"/>
+            <w:tcW w:w="5624" w:type="dxa"/>
           </w:tcPr>
           <w:p>
-            <w:r/>
+            <w:pPr>
+              <w:spacing w:before="60" w:after="60"/>
+            </w:pPr>
             <w:r>
               <w:t>「舊密碼」需填入目前登入用的密碼</w:t>
             </w:r>
@@ -1454,10 +2757,12 @@
       <w:tr>
         <w:tc>
           <w:tcPr>
-            <w:tcW w:type="dxa" w:w="3736"/>
+            <w:tcW w:w="3736" w:type="dxa"/>
           </w:tcPr>
           <w:p>
-            <w:r/>
+            <w:pPr>
+              <w:spacing w:before="60" w:after="60"/>
+            </w:pPr>
             <w:r>
               <w:t>「兩次輸入之新密碼不一致」</w:t>
             </w:r>
@@ -1465,10 +2770,12 @@
         </w:tc>
         <w:tc>
           <w:tcPr>
-            <w:tcW w:type="dxa" w:w="5624"/>
+            <w:tcW w:w="5624" w:type="dxa"/>
           </w:tcPr>
           <w:p>
-            <w:r/>
+            <w:pPr>
+              <w:spacing w:before="60" w:after="60"/>
+            </w:pPr>
             <w:r>
               <w:t>「新密碼」與「確認新密碼」需輸入相同內容</w:t>
             </w:r>
@@ -1478,23 +2785,51 @@
       <w:tr>
         <w:tc>
           <w:tcPr>
-            <w:tcW w:type="dxa" w:w="3736"/>
+            <w:tcW w:w="3736" w:type="dxa"/>
           </w:tcPr>
           <w:p>
-            <w:r/>
+            <w:pPr>
+              <w:spacing w:before="60" w:after="60"/>
+            </w:pPr>
             <w:r>
-              <w:t>「密碼至少 12 字元」、「密碼至少 8 字元」</w:t>
+              <w:t>「密碼至少</w:t>
+            </w:r>
+            <w:r>
+              <w:t xml:space="preserve"> 12 </w:t>
+            </w:r>
+            <w:r>
+              <w:t>字元」、「密碼至少</w:t>
+            </w:r>
+            <w:r>
+              <w:t xml:space="preserve"> 8 </w:t>
+            </w:r>
+            <w:r>
+              <w:t>字元」</w:t>
             </w:r>
           </w:p>
         </w:tc>
         <w:tc>
           <w:tcPr>
-            <w:tcW w:type="dxa" w:w="5624"/>
+            <w:tcW w:w="5624" w:type="dxa"/>
           </w:tcPr>
           <w:p>
-            <w:r/>
+            <w:pPr>
+              <w:spacing w:before="60" w:after="60"/>
+            </w:pPr>
             <w:r>
-              <w:t>新密碼長度不足。具管理者角色者至少 12 字元，其他使用者至少 8 字元</w:t>
+              <w:t>新密碼長度不足。具管理者角色者至少</w:t>
+            </w:r>
+            <w:r>
+              <w:t xml:space="preserve"> 12 </w:t>
+            </w:r>
+            <w:r>
+              <w:t>字元，其他使用者至少</w:t>
+            </w:r>
+            <w:r>
+              <w:t xml:space="preserve"> 8 </w:t>
+            </w:r>
+            <w:r>
+              <w:t>字元</w:t>
             </w:r>
           </w:p>
         </w:tc>
@@ -1502,23 +2837,51 @@
       <w:tr>
         <w:tc>
           <w:tcPr>
-            <w:tcW w:type="dxa" w:w="3736"/>
+            <w:tcW w:w="3736" w:type="dxa"/>
           </w:tcPr>
           <w:p>
-            <w:r/>
+            <w:pPr>
+              <w:spacing w:before="60" w:after="60"/>
+            </w:pPr>
             <w:r>
-              <w:t>「密碼須含大小寫英文 / 數字 / 特殊符號至少 3 種」</w:t>
+              <w:t>「密碼須含大小寫英文</w:t>
+            </w:r>
+            <w:r>
+              <w:t xml:space="preserve"> / </w:t>
+            </w:r>
+            <w:r>
+              <w:t>數字</w:t>
+            </w:r>
+            <w:r>
+              <w:t xml:space="preserve"> / </w:t>
+            </w:r>
+            <w:r>
+              <w:t>特殊符號至少</w:t>
+            </w:r>
+            <w:r>
+              <w:t xml:space="preserve"> 3 </w:t>
+            </w:r>
+            <w:r>
+              <w:t>種」</w:t>
             </w:r>
           </w:p>
         </w:tc>
         <w:tc>
           <w:tcPr>
-            <w:tcW w:type="dxa" w:w="5624"/>
+            <w:tcW w:w="5624" w:type="dxa"/>
           </w:tcPr>
           <w:p>
-            <w:r/>
+            <w:pPr>
+              <w:spacing w:before="60" w:after="60"/>
+            </w:pPr>
             <w:r>
-              <w:t>新密碼需含大寫英文、小寫英文、數字、特殊符號中至少 3 種</w:t>
+              <w:t>新密碼需含大寫英文、小寫英文、數字、特殊符號中至少</w:t>
+            </w:r>
+            <w:r>
+              <w:t xml:space="preserve"> 3 </w:t>
+            </w:r>
+            <w:r>
+              <w:t>種</w:t>
             </w:r>
           </w:p>
         </w:tc>
@@ -1526,10 +2889,12 @@
       <w:tr>
         <w:tc>
           <w:tcPr>
-            <w:tcW w:type="dxa" w:w="3736"/>
+            <w:tcW w:w="3736" w:type="dxa"/>
           </w:tcPr>
           <w:p>
-            <w:r/>
+            <w:pPr>
+              <w:spacing w:before="60" w:after="60"/>
+            </w:pPr>
             <w:r>
               <w:t>「不可與最近使用過之密碼相同」</w:t>
             </w:r>
@@ -1537,12 +2902,20 @@
         </w:tc>
         <w:tc>
           <w:tcPr>
-            <w:tcW w:type="dxa" w:w="5624"/>
+            <w:tcW w:w="5624" w:type="dxa"/>
           </w:tcPr>
           <w:p>
-            <w:r/>
+            <w:pPr>
+              <w:spacing w:before="60" w:after="60"/>
+            </w:pPr>
             <w:r>
-              <w:t>新密碼不可與最近 3 次使用過的密碼相同，請另設一組</w:t>
+              <w:t>新密碼不可與最近</w:t>
+            </w:r>
+            <w:r>
+              <w:t xml:space="preserve"> 3 </w:t>
+            </w:r>
+            <w:r>
+              <w:t>次使用過的密碼相同，請另設一組</w:t>
             </w:r>
           </w:p>
         </w:tc>
@@ -1550,23 +2923,51 @@
       <w:tr>
         <w:tc>
           <w:tcPr>
-            <w:tcW w:type="dxa" w:w="3736"/>
+            <w:tcW w:w="3736" w:type="dxa"/>
           </w:tcPr>
           <w:p>
-            <w:r/>
+            <w:pPr>
+              <w:spacing w:before="60" w:after="60"/>
+            </w:pPr>
             <w:r>
-              <w:t>「連結已失效，Email 變更作廢，原 Email 維持有效」</w:t>
+              <w:t>「連結已失效，</w:t>
+            </w:r>
+            <w:r>
+              <w:t xml:space="preserve">Email </w:t>
+            </w:r>
+            <w:r>
+              <w:t>變更作廢，原</w:t>
+            </w:r>
+            <w:r>
+              <w:t xml:space="preserve"> Email </w:t>
+            </w:r>
+            <w:r>
+              <w:t>維持有效」</w:t>
             </w:r>
           </w:p>
         </w:tc>
         <w:tc>
           <w:tcPr>
-            <w:tcW w:type="dxa" w:w="5624"/>
+            <w:tcW w:w="5624" w:type="dxa"/>
           </w:tcPr>
           <w:p>
-            <w:r/>
+            <w:pPr>
+              <w:spacing w:before="60" w:after="60"/>
+            </w:pPr>
             <w:r>
-              <w:t>驗證連結已超過 30 分鐘，或之後又重新申請過。原 Email 照常使用；需要變更時回本頁重新申請，並使用最新一封信的連結</w:t>
+              <w:t>驗證連結已超過</w:t>
+            </w:r>
+            <w:r>
+              <w:t xml:space="preserve"> 30 </w:t>
+            </w:r>
+            <w:r>
+              <w:t>分鐘，或之後又重新申請過。原</w:t>
+            </w:r>
+            <w:r>
+              <w:t xml:space="preserve"> Email </w:t>
+            </w:r>
+            <w:r>
+              <w:t>照常使用；需要變更時回本頁重新申請，並使用最新一封信的連結</w:t>
             </w:r>
           </w:p>
         </w:tc>
@@ -1576,33 +2977,32 @@
       <w:pPr>
         <w:pStyle w:val="2"/>
       </w:pPr>
+      <w:bookmarkStart w:id="11" w:name="_Toc243386664"/>
       <w:r>
         <w:t>二、送出後的結果訊息</w:t>
       </w:r>
+      <w:bookmarkEnd w:id="11"/>
     </w:p>
     <w:tbl>
       <w:tblPr>
         <w:tblStyle w:val="aff2"/>
-        <w:tblW w:type="auto" w:w="0"/>
+        <w:tblW w:w="0" w:type="auto"/>
         <w:tblLayout w:type="fixed"/>
-        <w:tblLook w:firstColumn="1" w:firstRow="1" w:lastColumn="0" w:lastRow="0" w:noHBand="0" w:noVBand="1" w:val="04A0"/>
-        <w:tblLayout w:type="fixed"/>
+        <w:tblLook w:val="04A0" w:firstRow="1" w:lastRow="0" w:firstColumn="1" w:lastColumn="0" w:noHBand="0" w:noVBand="1"/>
       </w:tblPr>
       <w:tblGrid>
-        <w:gridCol w:w="4680"/>
-        <w:gridCol w:w="4680"/>
+        <w:gridCol w:w="5258"/>
+        <w:gridCol w:w="4102"/>
       </w:tblGrid>
       <w:tr>
         <w:tc>
           <w:tcPr>
-            <w:tcW w:type="dxa" w:w="5258"/>
+            <w:tcW w:w="5258" w:type="dxa"/>
           </w:tcPr>
           <w:p>
-            <w:r>
-              <w:rPr>
-                <w:b/>
-              </w:rPr>
-            </w:r>
+            <w:pPr>
+              <w:spacing w:before="60" w:after="60"/>
+            </w:pPr>
             <w:r>
               <w:rPr>
                 <w:b/>
@@ -1613,14 +3013,12 @@
         </w:tc>
         <w:tc>
           <w:tcPr>
-            <w:tcW w:type="dxa" w:w="4102"/>
+            <w:tcW w:w="4102" w:type="dxa"/>
           </w:tcPr>
           <w:p>
-            <w:r>
-              <w:rPr>
-                <w:b/>
-              </w:rPr>
-            </w:r>
+            <w:pPr>
+              <w:spacing w:before="60" w:after="60"/>
+            </w:pPr>
             <w:r>
               <w:rPr>
                 <w:b/>
@@ -1633,10 +3031,12 @@
       <w:tr>
         <w:tc>
           <w:tcPr>
-            <w:tcW w:type="dxa" w:w="5258"/>
+            <w:tcW w:w="5258" w:type="dxa"/>
           </w:tcPr>
           <w:p>
-            <w:r/>
+            <w:pPr>
+              <w:spacing w:before="60" w:after="60"/>
+            </w:pPr>
             <w:r>
               <w:t>「姓名已更新」</w:t>
             </w:r>
@@ -1644,10 +3044,12 @@
         </w:tc>
         <w:tc>
           <w:tcPr>
-            <w:tcW w:type="dxa" w:w="4102"/>
+            <w:tcW w:w="4102" w:type="dxa"/>
           </w:tcPr>
           <w:p>
-            <w:r/>
+            <w:pPr>
+              <w:spacing w:before="60" w:after="60"/>
+            </w:pPr>
             <w:r>
               <w:t>新姓名已於兩個模組生效</w:t>
             </w:r>
@@ -1657,21 +3059,37 @@
       <w:tr>
         <w:tc>
           <w:tcPr>
-            <w:tcW w:type="dxa" w:w="5258"/>
+            <w:tcW w:w="5258" w:type="dxa"/>
           </w:tcPr>
           <w:p>
-            <w:r/>
+            <w:pPr>
+              <w:spacing w:before="60" w:after="60"/>
+            </w:pPr>
             <w:r>
-              <w:t>「驗證信已寄至新 Email，請於效期內完成驗證；驗證前原 Email 仍可登入」</w:t>
+              <w:t>「驗證信已寄至新</w:t>
+            </w:r>
+            <w:r>
+              <w:t xml:space="preserve"> Email</w:t>
+            </w:r>
+            <w:r>
+              <w:t>，請於效期內完成驗證；驗證前原</w:t>
+            </w:r>
+            <w:r>
+              <w:t xml:space="preserve"> Email </w:t>
+            </w:r>
+            <w:r>
+              <w:t>仍可登入」</w:t>
             </w:r>
           </w:p>
         </w:tc>
         <w:tc>
           <w:tcPr>
-            <w:tcW w:type="dxa" w:w="4102"/>
+            <w:tcW w:w="4102" w:type="dxa"/>
           </w:tcPr>
           <w:p>
-            <w:r/>
+            <w:pPr>
+              <w:spacing w:before="60" w:after="60"/>
+            </w:pPr>
             <w:r>
               <w:t>尚未切換。至新信箱點選連結後才生效</w:t>
             </w:r>
@@ -1681,23 +3099,54 @@
       <w:tr>
         <w:tc>
           <w:tcPr>
-            <w:tcW w:type="dxa" w:w="5258"/>
+            <w:tcW w:w="5258" w:type="dxa"/>
           </w:tcPr>
           <w:p>
-            <w:r/>
+            <w:pPr>
+              <w:spacing w:before="60" w:after="60"/>
+            </w:pPr>
             <w:r>
-              <w:t>「Email 已變更，請以新 Email 登入。」</w:t>
+              <w:t>「</w:t>
+            </w:r>
+            <w:r>
+              <w:t xml:space="preserve">Email </w:t>
+            </w:r>
+            <w:r>
+              <w:t>已變更，請以新</w:t>
+            </w:r>
+            <w:r>
+              <w:t xml:space="preserve"> Email </w:t>
+            </w:r>
+            <w:r>
+              <w:t>登入。」</w:t>
             </w:r>
           </w:p>
         </w:tc>
         <w:tc>
           <w:tcPr>
-            <w:tcW w:type="dxa" w:w="4102"/>
+            <w:tcW w:w="4102" w:type="dxa"/>
           </w:tcPr>
           <w:p>
-            <w:r/>
+            <w:pPr>
+              <w:spacing w:before="60" w:after="60"/>
+            </w:pPr>
             <w:r>
-              <w:t>新 Email 已生效，原 Email 即不可再用來登入</w:t>
+              <w:t>新</w:t>
+            </w:r>
+            <w:r>
+              <w:t xml:space="preserve"> Email </w:t>
+            </w:r>
+            <w:r>
+              <w:t>已生效，原</w:t>
+            </w:r>
+            <w:r>
+              <w:t xml:space="preserve"> Emai</w:t>
+            </w:r>
+            <w:r>
+              <w:t xml:space="preserve">l </w:t>
+            </w:r>
+            <w:r>
+              <w:t>即不可再用來登入</w:t>
             </w:r>
           </w:p>
         </w:tc>
@@ -1705,10 +3154,12 @@
       <w:tr>
         <w:tc>
           <w:tcPr>
-            <w:tcW w:type="dxa" w:w="5258"/>
+            <w:tcW w:w="5258" w:type="dxa"/>
           </w:tcPr>
           <w:p>
-            <w:r/>
+            <w:pPr>
+              <w:spacing w:before="60" w:after="60"/>
+            </w:pPr>
             <w:r>
               <w:t>「密碼已更新」</w:t>
             </w:r>
@@ -1716,10 +3167,12 @@
         </w:tc>
         <w:tc>
           <w:tcPr>
-            <w:tcW w:type="dxa" w:w="4102"/>
+            <w:tcW w:w="4102" w:type="dxa"/>
           </w:tcPr>
           <w:p>
-            <w:r/>
+            <w:pPr>
+              <w:spacing w:before="60" w:after="60"/>
+            </w:pPr>
             <w:r>
               <w:t>新密碼已生效</w:t>
             </w:r>
@@ -1731,33 +3184,32 @@
       <w:pPr>
         <w:pStyle w:val="2"/>
       </w:pPr>
+      <w:bookmarkStart w:id="12" w:name="_Toc243386665"/>
       <w:r>
         <w:t>三、其他情況</w:t>
       </w:r>
+      <w:bookmarkEnd w:id="12"/>
     </w:p>
     <w:tbl>
       <w:tblPr>
         <w:tblStyle w:val="aff2"/>
-        <w:tblW w:type="auto" w:w="0"/>
+        <w:tblW w:w="0" w:type="auto"/>
         <w:tblLayout w:type="fixed"/>
-        <w:tblLook w:firstColumn="1" w:firstRow="1" w:lastColumn="0" w:lastRow="0" w:noHBand="0" w:noVBand="1" w:val="04A0"/>
-        <w:tblLayout w:type="fixed"/>
+        <w:tblLook w:val="04A0" w:firstRow="1" w:lastRow="0" w:firstColumn="1" w:lastColumn="0" w:noHBand="0" w:noVBand="1"/>
       </w:tblPr>
       <w:tblGrid>
-        <w:gridCol w:w="4680"/>
-        <w:gridCol w:w="4680"/>
+        <w:gridCol w:w="3565"/>
+        <w:gridCol w:w="5795"/>
       </w:tblGrid>
       <w:tr>
         <w:tc>
           <w:tcPr>
-            <w:tcW w:type="dxa" w:w="3565"/>
+            <w:tcW w:w="3565" w:type="dxa"/>
           </w:tcPr>
           <w:p>
-            <w:r>
-              <w:rPr>
-                <w:b/>
-              </w:rPr>
-            </w:r>
+            <w:pPr>
+              <w:spacing w:before="60" w:after="60"/>
+            </w:pPr>
             <w:r>
               <w:rPr>
                 <w:b/>
@@ -1768,14 +3220,12 @@
         </w:tc>
         <w:tc>
           <w:tcPr>
-            <w:tcW w:type="dxa" w:w="5795"/>
+            <w:tcW w:w="5795" w:type="dxa"/>
           </w:tcPr>
           <w:p>
-            <w:r>
-              <w:rPr>
-                <w:b/>
-              </w:rPr>
-            </w:r>
+            <w:pPr>
+              <w:spacing w:before="60" w:after="60"/>
+            </w:pPr>
             <w:r>
               <w:rPr>
                 <w:b/>
@@ -1788,10 +3238,12 @@
       <w:tr>
         <w:tc>
           <w:tcPr>
-            <w:tcW w:type="dxa" w:w="3565"/>
+            <w:tcW w:w="3565" w:type="dxa"/>
           </w:tcPr>
           <w:p>
-            <w:r/>
+            <w:pPr>
+              <w:spacing w:before="60" w:after="60"/>
+            </w:pPr>
             <w:r>
               <w:t>卡片中一直顯示「變更審核中」</w:t>
             </w:r>
@@ -1799,12 +3251,20 @@
         </w:tc>
         <w:tc>
           <w:tcPr>
-            <w:tcW w:type="dxa" w:w="5795"/>
+            <w:tcW w:w="5795" w:type="dxa"/>
           </w:tcPr>
           <w:p>
-            <w:r/>
+            <w:pPr>
+              <w:spacing w:before="60" w:after="60"/>
+            </w:pPr>
             <w:r>
-              <w:t>尚未點選新信箱中的驗證連結。若信已超過 30 分鐘，本次變更已作廢，可重新申請</w:t>
+              <w:t>尚未點選新信箱中的驗證連結。若信已超過</w:t>
+            </w:r>
+            <w:r>
+              <w:t xml:space="preserve"> 30 </w:t>
+            </w:r>
+            <w:r>
+              <w:t>分鐘，本次變更已作廢，可重新申請</w:t>
             </w:r>
           </w:p>
         </w:tc>
@@ -1812,30 +3272,54 @@
       <w:tr>
         <w:tc>
           <w:tcPr>
-            <w:tcW w:type="dxa" w:w="3565"/>
+            <w:tcW w:w="3565" w:type="dxa"/>
           </w:tcPr>
           <w:p>
-            <w:r/>
+            <w:pPr>
+              <w:spacing w:before="60" w:after="60"/>
+            </w:pPr>
             <w:r>
-              <w:t>變更 Email 後收不到驗證信</w:t>
+              <w:t>變更</w:t>
+            </w:r>
+            <w:r>
+              <w:t xml:space="preserve"> Email </w:t>
+            </w:r>
+            <w:r>
+              <w:t>後收不到驗證信</w:t>
             </w:r>
           </w:p>
         </w:tc>
         <w:tc>
           <w:tcPr>
-            <w:tcW w:type="dxa" w:w="5795"/>
+            <w:tcW w:w="5795" w:type="dxa"/>
           </w:tcPr>
           <w:p>
-            <w:r/>
+            <w:pPr>
+              <w:spacing w:before="60" w:after="60"/>
+            </w:pPr>
             <w:r>
-              <w:t>先確認新 Email 輸入無誤並檢查垃圾郵件匣；等候 10 分鐘冷卻結束後可重新寄送</w:t>
+              <w:t>先確認新</w:t>
+            </w:r>
+            <w:r>
+              <w:t xml:space="preserve"> Email </w:t>
+            </w:r>
+            <w:r>
+              <w:t>輸入無誤並檢查垃圾郵件匣；等候</w:t>
+            </w:r>
+            <w:r>
+              <w:t xml:space="preserve"> 10 </w:t>
+            </w:r>
+            <w:r>
+              <w:lastRenderedPageBreak/>
+              <w:t>分鐘冷卻結束後可重新寄送</w:t>
             </w:r>
           </w:p>
         </w:tc>
       </w:tr>
     </w:tbl>
+    <w:p/>
     <w:sectPr>
-      <w:footerReference w:type="default" r:id="rId46"/>
+      <w:footerReference w:type="default" r:id="rId11"/>
       <w:pgSz w:w="12240" w:h="15840"/>
       <w:pgMar w:top="1440" w:right="1440" w:bottom="1440" w:left="1440" w:header="720" w:footer="720" w:gutter="0"/>
       <w:pgNumType w:start="1"/>
@@ -1876,16 +3360,6 @@
   <w:p>
     <w:pPr>
       <w:pStyle w:val="a5"/>
-    </w:pPr>
-  </w:p>
-</w:ftr>
-</file>
-
-<file path=word/footer2.xml><?xml version="1.0" encoding="utf-8"?>
-<w:ftr xmlns:wpc="http://schemas.microsoft.com/office/word/2010/wordprocessingCanvas" xmlns:cx="http://schemas.microsoft.com/office/drawing/2014/chartex" xmlns:cx1="http://schemas.microsoft.com/office/drawing/2015/9/8/chartex" xmlns:cx2="http://schemas.microsoft.com/office/drawing/2015/10/21/chartex" xmlns:cx3="http://schemas.microsoft.com/office/drawing/2016/5/9/chartex" xmlns:cx4="http://schemas.microsoft.com/office/drawing/2016/5/10/chartex" xmlns:cx5="http://schemas.microsoft.com/office/drawing/2016/5/11/chartex" xmlns:cx6="http://schemas.microsoft.com/office/drawing/2016/5/12/chartex" xmlns:cx7="http://schemas.microsoft.com/office/drawing/2016/5/13/chartex" xmlns:cx8="http://schemas.microsoft.com/office/drawing/2016/5/14/chartex" xmlns:mc="http://schemas.openxmlformats.org/markup-compatibility/2006" xmlns:aink="http://schemas.microsoft.com/office/drawing/2016/ink" xmlns:am3d="http://schemas.microsoft.com/office/drawing/2017/model3d" xmlns:o="urn:schemas-microsoft-com:office:office" xmlns:r="http://schemas.openxmlformats.org/officeDocument/2006/relationships" xmlns:m="http://schemas.openxmlformats.org/officeDocument/2006/math" xmlns:v="urn:schemas-microsoft-com:vml" xmlns:wp14="http://schemas.microsoft.com/office/word/2010/wordprocessingDrawing" xmlns:wp="http://schemas.openxmlformats.org/drawingml/2006/wordprocessingDrawing" xmlns:w10="urn:schemas-microsoft-com:office:word" xmlns:w="http://schemas.openxmlformats.org/wordprocessingml/2006/main" xmlns:w14="http://schemas.microsoft.com/office/word/2010/wordml" xmlns:w15="http://schemas.microsoft.com/office/word/2012/wordml" xmlns:w16cid="http://schemas.microsoft.com/office/word/2016/wordml/cid" xmlns:w16se="http://schemas.microsoft.com/office/word/2015/wordml/symex" xmlns:wpg="http://schemas.microsoft.com/office/word/2010/wordprocessingGroup" xmlns:wpi="http://schemas.microsoft.com/office/word/2010/wordprocessingInk" xmlns:wne="http://schemas.microsoft.com/office/word/2006/wordml" xmlns:wps="http://schemas.microsoft.com/office/word/2010/wordprocessingShape" mc:Ignorable="w14 w15 w16se w16cid wp14">
-  <w:p>
-    <w:pPr>
-      <w:pStyle w:val="a5"/>
       <w:jc w:val="center"/>
     </w:pPr>
     <w:r>
@@ -1949,7 +3423,7 @@
         <w:noProof/>
         <w:sz w:val="20"/>
       </w:rPr>
-      <w:t>39</w:t>
+      <w:t>6</w:t>
     </w:r>
     <w:r>
       <w:rPr>
@@ -2006,6 +3480,64 @@
     </w:lvl>
   </w:abstractNum>
   <w:abstractNum w:abstractNumId="1" w15:restartNumberingAfterBreak="0">
+    <w:nsid w:val="5EEC5445"/>
+    <w:multiLevelType w:val="multilevel"/>
+    <w:tmpl w:val="48B470CA"/>
+    <w:lvl w:ilvl="0">
+      <w:start w:val="1"/>
+      <w:numFmt w:val="bullet"/>
+      <w:lvlText w:val="●"/>
+      <w:lvlJc w:val="left"/>
+      <w:pPr>
+        <w:ind w:left="482" w:hanging="482"/>
+      </w:pPr>
+    </w:lvl>
+    <w:lvl w:ilvl="1">
+      <w:start w:val="1"/>
+      <w:numFmt w:val="bullet"/>
+      <w:lvlText w:val="●"/>
+      <w:lvlJc w:val="left"/>
+      <w:pPr>
+        <w:ind w:left="1440" w:hanging="480"/>
+      </w:pPr>
+    </w:lvl>
+    <w:lvl w:ilvl="2">
+      <w:numFmt w:val="decimal"/>
+      <w:lvlText w:val=""/>
+      <w:lvlJc w:val="left"/>
+    </w:lvl>
+    <w:lvl w:ilvl="3">
+      <w:numFmt w:val="decimal"/>
+      <w:lvlText w:val=""/>
+      <w:lvlJc w:val="left"/>
+    </w:lvl>
+    <w:lvl w:ilvl="4">
+      <w:numFmt w:val="decimal"/>
+      <w:lvlText w:val=""/>
+      <w:lvlJc w:val="left"/>
+    </w:lvl>
+    <w:lvl w:ilvl="5">
+      <w:numFmt w:val="decimal"/>
+      <w:lvlText w:val=""/>
+      <w:lvlJc w:val="left"/>
+    </w:lvl>
+    <w:lvl w:ilvl="6">
+      <w:numFmt w:val="decimal"/>
+      <w:lvlText w:val=""/>
+      <w:lvlJc w:val="left"/>
+    </w:lvl>
+    <w:lvl w:ilvl="7">
+      <w:numFmt w:val="decimal"/>
+      <w:lvlText w:val=""/>
+      <w:lvlJc w:val="left"/>
+    </w:lvl>
+    <w:lvl w:ilvl="8">
+      <w:numFmt w:val="decimal"/>
+      <w:lvlText w:val=""/>
+      <w:lvlJc w:val="left"/>
+    </w:lvl>
+  </w:abstractNum>
+  <w:abstractNum w:abstractNumId="2" w15:restartNumberingAfterBreak="0">
     <w:nsid w:val="7CDE1FC3"/>
     <w:multiLevelType w:val="hybridMultilevel"/>
     <w:tmpl w:val="7EACF0CE"/>
@@ -2069,17 +3601,6 @@
       <w:lvlJc w:val="left"/>
     </w:lvl>
   </w:abstractNum>
-  <w:abstractNum w:abstractNumId="900">
-    <w:lvl w:ilvl="0">
-      <w:start w:val="1"/>
-      <w:numFmt w:val="bullet"/>
-      <w:lvlText w:val="●"/>
-      <w:lvlJc w:val="left"/>
-      <w:pPr>
-        <w:ind w:left="482" w:hanging="482"/>
-      </w:pPr>
-    </w:lvl>
-  </w:abstractNum>
   <w:num w:numId="1">
     <w:abstractNumId w:val="0"/>
     <w:lvlOverride w:ilvl="0">
@@ -2099,7 +3620,7 @@
     </w:lvlOverride>
   </w:num>
   <w:num w:numId="4">
-    <w:abstractNumId w:val="1"/>
+    <w:abstractNumId w:val="2"/>
     <w:lvlOverride w:ilvl="0">
       <w:startOverride w:val="1"/>
     </w:lvlOverride>
@@ -2296,10 +3817,10 @@
       <w:startOverride w:val="1"/>
     </w:lvlOverride>
   </w:num>
+  <w:num w:numId="37">
+    <w:abstractNumId w:val="1"/>
+  </w:num>
   <w:numIdMacAtCleanup w:val="36"/>
-  <w:num w:numId="900">
-    <w:abstractNumId w:val="900"/>
-  </w:num>
 </w:numbering>
 </file>
 
@@ -14065,7 +15586,7 @@
 </file>
 
 <file path=customXml/itemProps1.xml><?xml version="1.0" encoding="utf-8"?>
-<ds:datastoreItem xmlns:ds="http://schemas.openxmlformats.org/officeDocument/2006/customXml" ds:itemID="{F5433768-CC8D-4AF3-B2C9-4B3C2D302557}">
+<ds:datastoreItem xmlns:ds="http://schemas.openxmlformats.org/officeDocument/2006/customXml" ds:itemID="{FE92FA20-E428-420B-A706-34A391CDD49F}">
   <ds:schemaRefs>
     <ds:schemaRef ds:uri="http://schemas.openxmlformats.org/officeDocument/2006/bibliography"/>
   </ds:schemaRefs>
